--- a/output/王德峰老师10月31日活动_联合运营合作方案_对外完整版.docx
+++ b/output/王德峰老师10月31日活动_联合运营合作方案_对外完整版.docx
@@ -1987,7 +1987,75 @@
           <w:color w:val="333333"/>
           <w:sz w:val="22"/>
         </w:rPr>
-        <w:t>票价是本次活动对外最关键的产品决策之一，也直接决定分成能否兑现。以下建议结合 2026 年宏观经济、人均可支配收入，以及王德峰老师内容“线上可免费听、线下长周期课很贵”的市场结构，供双方讨论。场地、容量确定后锁定最终票档。</w:t>
+        <w:t>本建议针对上海、北京、深圳、杭州等一线及强一线城市，活动时长约 2.5–3 小时的公开人文讲座。核心判断：主力票价定在 499 元，整体平均实收客单价控制在 500–550 元。不建议把 699 元作为全场基础票价，也不建议普通票超过 599 元。场地、容量确定后锁定最终票档。</w:t>
+      </w:r>
+    </w:p>
+    <w:tbl>
+      <w:tblPr>
+        <w:tblW w:type="dxa" w:w="9298"/>
+        <w:jc w:val="center"/>
+        <w:tblLayout w:type="fixed"/>
+        <w:tblLook w:firstColumn="1" w:firstRow="1" w:lastColumn="0" w:lastRow="0" w:noHBand="0" w:noVBand="1" w:val="04A0"/>
+      </w:tblPr>
+      <w:tblGrid>
+        <w:gridCol w:w="9298"/>
+      </w:tblGrid>
+      <w:tr>
+        <w:tc>
+          <w:tcPr>
+            <w:tcW w:type="dxa" w:w="9298"/>
+            <w:shd w:val="clear" w:color="auto" w:fill="F7F3EA"/>
+            <w:tcBorders>
+              <w:top w:val="single" w:sz="12" w:color="8B6914" w:space="0"/>
+              <w:left w:val="single" w:sz="24" w:color="8B6914" w:space="0"/>
+              <w:bottom w:val="single" w:sz="12" w:color="8B6914" w:space="0"/>
+              <w:right w:val="single" w:sz="12" w:color="8B6914" w:space="0"/>
+            </w:tcBorders>
+            <w:vAlign w:val="center"/>
+          </w:tcPr>
+          <w:p>
+            <w:pPr>
+              <w:spacing w:before="160" w:after="40"/>
+            </w:pPr>
+            <w:r/>
+            <w:r>
+              <w:rPr>
+                <w:rFonts w:ascii="微软雅黑" w:hAnsi="微软雅黑" w:eastAsia="微软雅黑"/>
+                <w:b/>
+                <w:color w:val="8B6914"/>
+                <w:sz w:val="22"/>
+              </w:rPr>
+              <w:t>对外主价格</w:t>
+            </w:r>
+          </w:p>
+          <w:p>
+            <w:pPr>
+              <w:spacing w:before="0" w:after="160" w:line="312" w:lineRule="auto"/>
+            </w:pPr>
+            <w:r>
+              <w:rPr>
+                <w:rFonts w:ascii="微软雅黑" w:hAnsi="微软雅黑" w:eastAsia="微软雅黑"/>
+                <w:b w:val="0"/>
+                <w:color w:val="333333"/>
+                <w:sz w:val="22"/>
+              </w:rPr>
+              <w:t>用 299 元和 399 元降低第一次购买门槛，用 499 元做主力收入，用 699 元和 999 元承接王德峰老师的核心粉丝与高净值客户。499 元是最适合对外传播的标准价格。</w:t>
+            </w:r>
+          </w:p>
+        </w:tc>
+      </w:tr>
+    </w:tbl>
+    <w:p>
+      <w:pPr>
+        <w:spacing w:before="0" w:after="120" w:line="324" w:lineRule="auto"/>
+      </w:pPr>
+      <w:r>
+        <w:rPr>
+          <w:rFonts w:ascii="微软雅黑" w:hAnsi="微软雅黑" w:eastAsia="微软雅黑"/>
+          <w:b w:val="0"/>
+          <w:color w:val="333333"/>
+          <w:sz w:val="12"/>
+        </w:rPr>
       </w:r>
     </w:p>
     <w:p>
@@ -2001,7 +2069,617 @@
           <w:color w:val="1A3A5C"/>
           <w:sz w:val="26"/>
         </w:rPr>
-        <w:t>5.1 定价依据</w:t>
+        <w:t>5.1 一线及强一线城市推荐票档</w:t>
+      </w:r>
+    </w:p>
+    <w:tbl>
+      <w:tblPr>
+        <w:tblStyle w:val="TableGrid"/>
+        <w:tblW w:type="dxa" w:w="9298"/>
+        <w:jc w:val="center"/>
+        <w:tblLayout w:type="fixed"/>
+        <w:tblLook w:firstColumn="1" w:firstRow="1" w:lastColumn="0" w:lastRow="0" w:noHBand="0" w:noVBand="1" w:val="04A0"/>
+      </w:tblPr>
+      <w:tblGrid>
+        <w:gridCol w:w="2324"/>
+        <w:gridCol w:w="2324"/>
+        <w:gridCol w:w="2324"/>
+        <w:gridCol w:w="2324"/>
+      </w:tblGrid>
+      <w:tr>
+        <w:trPr>
+          <w:cantSplit/>
+        </w:trPr>
+        <w:tc>
+          <w:tcPr>
+            <w:tcW w:type="dxa" w:w="2041"/>
+            <w:shd w:val="clear" w:color="auto" w:fill="1A3A5C"/>
+            <w:vAlign w:val="center"/>
+          </w:tcPr>
+          <w:p>
+            <w:pPr>
+              <w:spacing w:before="80" w:after="80" w:line="276" w:lineRule="auto"/>
+              <w:jc w:val="center"/>
+            </w:pPr>
+            <w:r/>
+            <w:r>
+              <w:rPr>
+                <w:rFonts w:ascii="微软雅黑" w:hAnsi="微软雅黑" w:eastAsia="微软雅黑"/>
+                <w:b/>
+                <w:color w:val="FFFFFF"/>
+                <w:sz w:val="20"/>
+              </w:rPr>
+              <w:t>票档</w:t>
+            </w:r>
+          </w:p>
+        </w:tc>
+        <w:tc>
+          <w:tcPr>
+            <w:tcW w:type="dxa" w:w="1814"/>
+            <w:shd w:val="clear" w:color="auto" w:fill="1A3A5C"/>
+            <w:vAlign w:val="center"/>
+          </w:tcPr>
+          <w:p>
+            <w:pPr>
+              <w:spacing w:before="80" w:after="80" w:line="276" w:lineRule="auto"/>
+              <w:jc w:val="center"/>
+            </w:pPr>
+            <w:r/>
+            <w:r>
+              <w:rPr>
+                <w:rFonts w:ascii="微软雅黑" w:hAnsi="微软雅黑" w:eastAsia="微软雅黑"/>
+                <w:b/>
+                <w:color w:val="FFFFFF"/>
+                <w:sz w:val="20"/>
+              </w:rPr>
+              <w:t>建议价格</w:t>
+            </w:r>
+          </w:p>
+        </w:tc>
+        <w:tc>
+          <w:tcPr>
+            <w:tcW w:type="dxa" w:w="1587"/>
+            <w:shd w:val="clear" w:color="auto" w:fill="1A3A5C"/>
+            <w:vAlign w:val="center"/>
+          </w:tcPr>
+          <w:p>
+            <w:pPr>
+              <w:spacing w:before="80" w:after="80" w:line="276" w:lineRule="auto"/>
+              <w:jc w:val="center"/>
+            </w:pPr>
+            <w:r/>
+            <w:r>
+              <w:rPr>
+                <w:rFonts w:ascii="微软雅黑" w:hAnsi="微软雅黑" w:eastAsia="微软雅黑"/>
+                <w:b/>
+                <w:color w:val="FFFFFF"/>
+                <w:sz w:val="20"/>
+              </w:rPr>
+              <w:t>座位占比</w:t>
+            </w:r>
+          </w:p>
+        </w:tc>
+        <w:tc>
+          <w:tcPr>
+            <w:tcW w:type="dxa" w:w="3855"/>
+            <w:shd w:val="clear" w:color="auto" w:fill="1A3A5C"/>
+            <w:vAlign w:val="center"/>
+          </w:tcPr>
+          <w:p>
+            <w:pPr>
+              <w:spacing w:before="80" w:after="80" w:line="276" w:lineRule="auto"/>
+              <w:jc w:val="center"/>
+            </w:pPr>
+            <w:r/>
+            <w:r>
+              <w:rPr>
+                <w:rFonts w:ascii="微软雅黑" w:hAnsi="微软雅黑" w:eastAsia="微软雅黑"/>
+                <w:b/>
+                <w:color w:val="FFFFFF"/>
+                <w:sz w:val="20"/>
+              </w:rPr>
+              <w:t>功能</w:t>
+            </w:r>
+          </w:p>
+        </w:tc>
+      </w:tr>
+      <w:tr>
+        <w:trPr>
+          <w:cantSplit/>
+        </w:trPr>
+        <w:tc>
+          <w:tcPr>
+            <w:tcW w:type="dxa" w:w="2041"/>
+            <w:shd w:val="clear" w:color="auto" w:fill="FFFFFF"/>
+            <w:vAlign w:val="center"/>
+          </w:tcPr>
+          <w:p>
+            <w:pPr>
+              <w:spacing w:before="80" w:after="80" w:line="276" w:lineRule="auto"/>
+              <w:jc w:val="left"/>
+            </w:pPr>
+            <w:r/>
+            <w:r>
+              <w:rPr>
+                <w:rFonts w:ascii="微软雅黑" w:hAnsi="微软雅黑" w:eastAsia="微软雅黑"/>
+                <w:b/>
+                <w:color w:val="333333"/>
+                <w:sz w:val="20"/>
+              </w:rPr>
+              <w:t>限量引流票</w:t>
+            </w:r>
+          </w:p>
+        </w:tc>
+        <w:tc>
+          <w:tcPr>
+            <w:tcW w:type="dxa" w:w="1814"/>
+            <w:shd w:val="clear" w:color="auto" w:fill="FFFFFF"/>
+            <w:vAlign w:val="center"/>
+          </w:tcPr>
+          <w:p>
+            <w:pPr>
+              <w:spacing w:before="80" w:after="80" w:line="276" w:lineRule="auto"/>
+              <w:jc w:val="center"/>
+            </w:pPr>
+            <w:r/>
+            <w:r>
+              <w:rPr>
+                <w:rFonts w:ascii="微软雅黑" w:hAnsi="微软雅黑" w:eastAsia="微软雅黑"/>
+                <w:b/>
+                <w:color w:val="1A3A5C"/>
+                <w:sz w:val="20"/>
+              </w:rPr>
+              <w:t>299 元</w:t>
+            </w:r>
+          </w:p>
+        </w:tc>
+        <w:tc>
+          <w:tcPr>
+            <w:tcW w:type="dxa" w:w="1587"/>
+            <w:shd w:val="clear" w:color="auto" w:fill="FFFFFF"/>
+            <w:vAlign w:val="center"/>
+          </w:tcPr>
+          <w:p>
+            <w:pPr>
+              <w:spacing w:before="80" w:after="80" w:line="276" w:lineRule="auto"/>
+              <w:jc w:val="center"/>
+            </w:pPr>
+            <w:r/>
+            <w:r>
+              <w:rPr>
+                <w:rFonts w:ascii="微软雅黑" w:hAnsi="微软雅黑" w:eastAsia="微软雅黑"/>
+                <w:b w:val="0"/>
+                <w:color w:val="333333"/>
+                <w:sz w:val="20"/>
+              </w:rPr>
+              <w:t>10%</w:t>
+            </w:r>
+          </w:p>
+        </w:tc>
+        <w:tc>
+          <w:tcPr>
+            <w:tcW w:type="dxa" w:w="3855"/>
+            <w:shd w:val="clear" w:color="auto" w:fill="FFFFFF"/>
+            <w:vAlign w:val="center"/>
+          </w:tcPr>
+          <w:p>
+            <w:pPr>
+              <w:spacing w:before="80" w:after="80" w:line="276" w:lineRule="auto"/>
+              <w:jc w:val="center"/>
+            </w:pPr>
+            <w:r/>
+            <w:r>
+              <w:rPr>
+                <w:rFonts w:ascii="微软雅黑" w:hAnsi="微软雅黑" w:eastAsia="微软雅黑"/>
+                <w:b w:val="0"/>
+                <w:color w:val="333333"/>
+                <w:sz w:val="20"/>
+              </w:rPr>
+              <w:t>早鸟、后区座位，制造开售速度</w:t>
+            </w:r>
+          </w:p>
+        </w:tc>
+      </w:tr>
+      <w:tr>
+        <w:trPr>
+          <w:cantSplit/>
+        </w:trPr>
+        <w:tc>
+          <w:tcPr>
+            <w:tcW w:type="dxa" w:w="2041"/>
+            <w:shd w:val="clear" w:color="auto" w:fill="F5F7FA"/>
+            <w:vAlign w:val="center"/>
+          </w:tcPr>
+          <w:p>
+            <w:pPr>
+              <w:spacing w:before="80" w:after="80" w:line="276" w:lineRule="auto"/>
+              <w:jc w:val="left"/>
+            </w:pPr>
+            <w:r/>
+            <w:r>
+              <w:rPr>
+                <w:rFonts w:ascii="微软雅黑" w:hAnsi="微软雅黑" w:eastAsia="微软雅黑"/>
+                <w:b/>
+                <w:color w:val="333333"/>
+                <w:sz w:val="20"/>
+              </w:rPr>
+              <w:t>早鸟普通票</w:t>
+            </w:r>
+          </w:p>
+        </w:tc>
+        <w:tc>
+          <w:tcPr>
+            <w:tcW w:type="dxa" w:w="1814"/>
+            <w:shd w:val="clear" w:color="auto" w:fill="F5F7FA"/>
+            <w:vAlign w:val="center"/>
+          </w:tcPr>
+          <w:p>
+            <w:pPr>
+              <w:spacing w:before="80" w:after="80" w:line="276" w:lineRule="auto"/>
+              <w:jc w:val="center"/>
+            </w:pPr>
+            <w:r/>
+            <w:r>
+              <w:rPr>
+                <w:rFonts w:ascii="微软雅黑" w:hAnsi="微软雅黑" w:eastAsia="微软雅黑"/>
+                <w:b/>
+                <w:color w:val="1A3A5C"/>
+                <w:sz w:val="20"/>
+              </w:rPr>
+              <w:t>399 元</w:t>
+            </w:r>
+          </w:p>
+        </w:tc>
+        <w:tc>
+          <w:tcPr>
+            <w:tcW w:type="dxa" w:w="1587"/>
+            <w:shd w:val="clear" w:color="auto" w:fill="F5F7FA"/>
+            <w:vAlign w:val="center"/>
+          </w:tcPr>
+          <w:p>
+            <w:pPr>
+              <w:spacing w:before="80" w:after="80" w:line="276" w:lineRule="auto"/>
+              <w:jc w:val="center"/>
+            </w:pPr>
+            <w:r/>
+            <w:r>
+              <w:rPr>
+                <w:rFonts w:ascii="微软雅黑" w:hAnsi="微软雅黑" w:eastAsia="微软雅黑"/>
+                <w:b w:val="0"/>
+                <w:color w:val="333333"/>
+                <w:sz w:val="20"/>
+              </w:rPr>
+              <w:t>15%</w:t>
+            </w:r>
+          </w:p>
+        </w:tc>
+        <w:tc>
+          <w:tcPr>
+            <w:tcW w:type="dxa" w:w="3855"/>
+            <w:shd w:val="clear" w:color="auto" w:fill="F5F7FA"/>
+            <w:vAlign w:val="center"/>
+          </w:tcPr>
+          <w:p>
+            <w:pPr>
+              <w:spacing w:before="80" w:after="80" w:line="276" w:lineRule="auto"/>
+              <w:jc w:val="center"/>
+            </w:pPr>
+            <w:r/>
+            <w:r>
+              <w:rPr>
+                <w:rFonts w:ascii="微软雅黑" w:hAnsi="微软雅黑" w:eastAsia="微软雅黑"/>
+                <w:b w:val="0"/>
+                <w:color w:val="333333"/>
+                <w:sz w:val="20"/>
+              </w:rPr>
+              <w:t>开售前 7–10 天限量</w:t>
+            </w:r>
+          </w:p>
+        </w:tc>
+      </w:tr>
+      <w:tr>
+        <w:trPr>
+          <w:cantSplit/>
+        </w:trPr>
+        <w:tc>
+          <w:tcPr>
+            <w:tcW w:type="dxa" w:w="2041"/>
+            <w:shd w:val="clear" w:color="auto" w:fill="FFFFFF"/>
+            <w:vAlign w:val="center"/>
+          </w:tcPr>
+          <w:p>
+            <w:pPr>
+              <w:spacing w:before="80" w:after="80" w:line="276" w:lineRule="auto"/>
+              <w:jc w:val="left"/>
+            </w:pPr>
+            <w:r/>
+            <w:r>
+              <w:rPr>
+                <w:rFonts w:ascii="微软雅黑" w:hAnsi="微软雅黑" w:eastAsia="微软雅黑"/>
+                <w:b/>
+                <w:color w:val="333333"/>
+                <w:sz w:val="20"/>
+              </w:rPr>
+              <w:t>标准票</w:t>
+            </w:r>
+          </w:p>
+        </w:tc>
+        <w:tc>
+          <w:tcPr>
+            <w:tcW w:type="dxa" w:w="1814"/>
+            <w:shd w:val="clear" w:color="auto" w:fill="FFFFFF"/>
+            <w:vAlign w:val="center"/>
+          </w:tcPr>
+          <w:p>
+            <w:pPr>
+              <w:spacing w:before="80" w:after="80" w:line="276" w:lineRule="auto"/>
+              <w:jc w:val="center"/>
+            </w:pPr>
+            <w:r/>
+            <w:r>
+              <w:rPr>
+                <w:rFonts w:ascii="微软雅黑" w:hAnsi="微软雅黑" w:eastAsia="微软雅黑"/>
+                <w:b/>
+                <w:color w:val="1A3A5C"/>
+                <w:sz w:val="20"/>
+              </w:rPr>
+              <w:t>499 元</w:t>
+            </w:r>
+          </w:p>
+        </w:tc>
+        <w:tc>
+          <w:tcPr>
+            <w:tcW w:type="dxa" w:w="1587"/>
+            <w:shd w:val="clear" w:color="auto" w:fill="FFFFFF"/>
+            <w:vAlign w:val="center"/>
+          </w:tcPr>
+          <w:p>
+            <w:pPr>
+              <w:spacing w:before="80" w:after="80" w:line="276" w:lineRule="auto"/>
+              <w:jc w:val="center"/>
+            </w:pPr>
+            <w:r/>
+            <w:r>
+              <w:rPr>
+                <w:rFonts w:ascii="微软雅黑" w:hAnsi="微软雅黑" w:eastAsia="微软雅黑"/>
+                <w:b w:val="0"/>
+                <w:color w:val="333333"/>
+                <w:sz w:val="20"/>
+              </w:rPr>
+              <w:t>40%</w:t>
+            </w:r>
+          </w:p>
+        </w:tc>
+        <w:tc>
+          <w:tcPr>
+            <w:tcW w:type="dxa" w:w="3855"/>
+            <w:shd w:val="clear" w:color="auto" w:fill="FFFFFF"/>
+            <w:vAlign w:val="center"/>
+          </w:tcPr>
+          <w:p>
+            <w:pPr>
+              <w:spacing w:before="80" w:after="80" w:line="276" w:lineRule="auto"/>
+              <w:jc w:val="center"/>
+            </w:pPr>
+            <w:r/>
+            <w:r>
+              <w:rPr>
+                <w:rFonts w:ascii="微软雅黑" w:hAnsi="微软雅黑" w:eastAsia="微软雅黑"/>
+                <w:b w:val="0"/>
+                <w:color w:val="333333"/>
+                <w:sz w:val="20"/>
+              </w:rPr>
+              <w:t>核心销售票档，对外传播主价格</w:t>
+            </w:r>
+          </w:p>
+        </w:tc>
+      </w:tr>
+      <w:tr>
+        <w:trPr>
+          <w:cantSplit/>
+        </w:trPr>
+        <w:tc>
+          <w:tcPr>
+            <w:tcW w:type="dxa" w:w="2041"/>
+            <w:shd w:val="clear" w:color="auto" w:fill="F5F7FA"/>
+            <w:vAlign w:val="center"/>
+          </w:tcPr>
+          <w:p>
+            <w:pPr>
+              <w:spacing w:before="80" w:after="80" w:line="276" w:lineRule="auto"/>
+              <w:jc w:val="left"/>
+            </w:pPr>
+            <w:r/>
+            <w:r>
+              <w:rPr>
+                <w:rFonts w:ascii="微软雅黑" w:hAnsi="微软雅黑" w:eastAsia="微软雅黑"/>
+                <w:b/>
+                <w:color w:val="333333"/>
+                <w:sz w:val="20"/>
+              </w:rPr>
+              <w:t>优选票</w:t>
+            </w:r>
+          </w:p>
+        </w:tc>
+        <w:tc>
+          <w:tcPr>
+            <w:tcW w:type="dxa" w:w="1814"/>
+            <w:shd w:val="clear" w:color="auto" w:fill="F5F7FA"/>
+            <w:vAlign w:val="center"/>
+          </w:tcPr>
+          <w:p>
+            <w:pPr>
+              <w:spacing w:before="80" w:after="80" w:line="276" w:lineRule="auto"/>
+              <w:jc w:val="center"/>
+            </w:pPr>
+            <w:r/>
+            <w:r>
+              <w:rPr>
+                <w:rFonts w:ascii="微软雅黑" w:hAnsi="微软雅黑" w:eastAsia="微软雅黑"/>
+                <w:b/>
+                <w:color w:val="1A3A5C"/>
+                <w:sz w:val="20"/>
+              </w:rPr>
+              <w:t>699 元</w:t>
+            </w:r>
+          </w:p>
+        </w:tc>
+        <w:tc>
+          <w:tcPr>
+            <w:tcW w:type="dxa" w:w="1587"/>
+            <w:shd w:val="clear" w:color="auto" w:fill="F5F7FA"/>
+            <w:vAlign w:val="center"/>
+          </w:tcPr>
+          <w:p>
+            <w:pPr>
+              <w:spacing w:before="80" w:after="80" w:line="276" w:lineRule="auto"/>
+              <w:jc w:val="center"/>
+            </w:pPr>
+            <w:r/>
+            <w:r>
+              <w:rPr>
+                <w:rFonts w:ascii="微软雅黑" w:hAnsi="微软雅黑" w:eastAsia="微软雅黑"/>
+                <w:b w:val="0"/>
+                <w:color w:val="333333"/>
+                <w:sz w:val="20"/>
+              </w:rPr>
+              <w:t>25%</w:t>
+            </w:r>
+          </w:p>
+        </w:tc>
+        <w:tc>
+          <w:tcPr>
+            <w:tcW w:type="dxa" w:w="3855"/>
+            <w:shd w:val="clear" w:color="auto" w:fill="F5F7FA"/>
+            <w:vAlign w:val="center"/>
+          </w:tcPr>
+          <w:p>
+            <w:pPr>
+              <w:spacing w:before="80" w:after="80" w:line="276" w:lineRule="auto"/>
+              <w:jc w:val="center"/>
+            </w:pPr>
+            <w:r/>
+            <w:r>
+              <w:rPr>
+                <w:rFonts w:ascii="微软雅黑" w:hAnsi="微软雅黑" w:eastAsia="微软雅黑"/>
+                <w:b w:val="0"/>
+                <w:color w:val="333333"/>
+                <w:sz w:val="20"/>
+              </w:rPr>
+              <w:t>前区座位、赠书或资料</w:t>
+            </w:r>
+          </w:p>
+        </w:tc>
+      </w:tr>
+      <w:tr>
+        <w:trPr>
+          <w:cantSplit/>
+        </w:trPr>
+        <w:tc>
+          <w:tcPr>
+            <w:tcW w:type="dxa" w:w="2041"/>
+            <w:shd w:val="clear" w:color="auto" w:fill="FFFFFF"/>
+            <w:vAlign w:val="center"/>
+          </w:tcPr>
+          <w:p>
+            <w:pPr>
+              <w:spacing w:before="80" w:after="80" w:line="276" w:lineRule="auto"/>
+              <w:jc w:val="left"/>
+            </w:pPr>
+            <w:r/>
+            <w:r>
+              <w:rPr>
+                <w:rFonts w:ascii="微软雅黑" w:hAnsi="微软雅黑" w:eastAsia="微软雅黑"/>
+                <w:b/>
+                <w:color w:val="333333"/>
+                <w:sz w:val="20"/>
+              </w:rPr>
+              <w:t>VIP 票</w:t>
+            </w:r>
+          </w:p>
+        </w:tc>
+        <w:tc>
+          <w:tcPr>
+            <w:tcW w:type="dxa" w:w="1814"/>
+            <w:shd w:val="clear" w:color="auto" w:fill="FFFFFF"/>
+            <w:vAlign w:val="center"/>
+          </w:tcPr>
+          <w:p>
+            <w:pPr>
+              <w:spacing w:before="80" w:after="80" w:line="276" w:lineRule="auto"/>
+              <w:jc w:val="center"/>
+            </w:pPr>
+            <w:r/>
+            <w:r>
+              <w:rPr>
+                <w:rFonts w:ascii="微软雅黑" w:hAnsi="微软雅黑" w:eastAsia="微软雅黑"/>
+                <w:b/>
+                <w:color w:val="1A3A5C"/>
+                <w:sz w:val="20"/>
+              </w:rPr>
+              <w:t>999 元</w:t>
+            </w:r>
+          </w:p>
+        </w:tc>
+        <w:tc>
+          <w:tcPr>
+            <w:tcW w:type="dxa" w:w="1587"/>
+            <w:shd w:val="clear" w:color="auto" w:fill="FFFFFF"/>
+            <w:vAlign w:val="center"/>
+          </w:tcPr>
+          <w:p>
+            <w:pPr>
+              <w:spacing w:before="80" w:after="80" w:line="276" w:lineRule="auto"/>
+              <w:jc w:val="center"/>
+            </w:pPr>
+            <w:r/>
+            <w:r>
+              <w:rPr>
+                <w:rFonts w:ascii="微软雅黑" w:hAnsi="微软雅黑" w:eastAsia="微软雅黑"/>
+                <w:b w:val="0"/>
+                <w:color w:val="333333"/>
+                <w:sz w:val="20"/>
+              </w:rPr>
+              <w:t>10%</w:t>
+            </w:r>
+          </w:p>
+        </w:tc>
+        <w:tc>
+          <w:tcPr>
+            <w:tcW w:type="dxa" w:w="3855"/>
+            <w:shd w:val="clear" w:color="auto" w:fill="FFFFFF"/>
+            <w:vAlign w:val="center"/>
+          </w:tcPr>
+          <w:p>
+            <w:pPr>
+              <w:spacing w:before="80" w:after="80" w:line="276" w:lineRule="auto"/>
+              <w:jc w:val="center"/>
+            </w:pPr>
+            <w:r/>
+            <w:r>
+              <w:rPr>
+                <w:rFonts w:ascii="微软雅黑" w:hAnsi="微软雅黑" w:eastAsia="微软雅黑"/>
+                <w:b w:val="0"/>
+                <w:color w:val="333333"/>
+                <w:sz w:val="20"/>
+              </w:rPr>
+              <w:t>前排、专属问答、签名书或合影权益</w:t>
+            </w:r>
+          </w:p>
+        </w:tc>
+      </w:tr>
+    </w:tbl>
+    <w:p>
+      <w:pPr>
+        <w:spacing w:before="0" w:after="160" w:line="324" w:lineRule="auto"/>
+      </w:pPr>
+      <w:r>
+        <w:rPr>
+          <w:rFonts w:ascii="微软雅黑" w:hAnsi="微软雅黑" w:eastAsia="微软雅黑"/>
+          <w:b w:val="0"/>
+          <w:color w:val="333333"/>
+          <w:sz w:val="12"/>
+        </w:rPr>
       </w:r>
     </w:p>
     <w:p>
@@ -2016,7 +2694,21 @@
           <w:color w:val="333333"/>
           <w:sz w:val="22"/>
         </w:rPr>
-        <w:t>国家统计局 2026 年上半年：全国居民人均可支配收入 22,981 元，名义增长 5.2%、实际增长 4.2%；中位数 19,036 元，只有平均数的 82.8%。城镇人均可支配收入 30,126 元，约合每月 5,021 元。人均消费支出只增长 3.7%，慢于收入，说明居民仍在储蓄。教育文化娱乐半年人均 1,572 元，城镇 1,952 元。上海 2025 年城镇常住居民人均可支配收入 96,842 元，约合每月 8,070 元，明显高于全国，因此上海场可以高于全国通价，但不能按“全国人均”去卖高价大众票。</w:t>
+        <w:t>按上表座位占比，票面加权均价约为 559 元。考虑早鸟、团购、渠道优惠、退款等因素，实际收到手里的平均客单价大约在 500–530 元。目标是把平均实收客单价控制在 500–550 元。</w:t>
+      </w:r>
+    </w:p>
+    <w:p>
+      <w:pPr>
+        <w:spacing w:before="240" w:after="120" w:line="324" w:lineRule="auto"/>
+      </w:pPr>
+      <w:r>
+        <w:rPr>
+          <w:rFonts w:ascii="微软雅黑" w:hAnsi="微软雅黑" w:eastAsia="微软雅黑"/>
+          <w:b/>
+          <w:color w:val="1A3A5C"/>
+          <w:sz w:val="26"/>
+        </w:rPr>
+        <w:t>5.2 为什么 499 元比较合适</w:t>
       </w:r>
     </w:p>
     <w:p>
@@ -2031,7 +2723,612 @@
           <w:color w:val="333333"/>
           <w:sz w:val="22"/>
         </w:rPr>
-        <w:t>同期 GDP 增长 4.7%，社会消费品零售总额仅增长 1.3%，服务零售增长 5.3%。市场不是全面没钱，而是更问“值不值”：标准化商品更省，教育、健康、体验仍有支付意愿。王德峰老师线上课大量可免费获取，线下研修班常见 1.98 万–2.98 万元。10 月 31 日这场既不能按公开课免费来，也不能按长周期课程来。</w:t>
+        <w:t>国家统计局 2026 年上半年：全国居民人均可支配收入 22,981 元，中位数 19,036 元；城镇居民人均可支配收入 30,126 元，中位数 26,389 元。换算下来，城镇居民月均可支配收入中位数约 4,398 元。</w:t>
+      </w:r>
+    </w:p>
+    <w:tbl>
+      <w:tblPr>
+        <w:tblStyle w:val="TableGrid"/>
+        <w:tblW w:type="dxa" w:w="9298"/>
+        <w:jc w:val="center"/>
+        <w:tblLayout w:type="fixed"/>
+        <w:tblLook w:firstColumn="1" w:firstRow="1" w:lastColumn="0" w:lastRow="0" w:noHBand="0" w:noVBand="1" w:val="04A0"/>
+      </w:tblPr>
+      <w:tblGrid>
+        <w:gridCol w:w="3099"/>
+        <w:gridCol w:w="3099"/>
+        <w:gridCol w:w="3099"/>
+      </w:tblGrid>
+      <w:tr>
+        <w:trPr>
+          <w:cantSplit/>
+        </w:trPr>
+        <w:tc>
+          <w:tcPr>
+            <w:tcW w:type="dxa" w:w="1927"/>
+            <w:shd w:val="clear" w:color="auto" w:fill="1A3A5C"/>
+            <w:vAlign w:val="center"/>
+          </w:tcPr>
+          <w:p>
+            <w:pPr>
+              <w:spacing w:before="80" w:after="80" w:line="276" w:lineRule="auto"/>
+              <w:jc w:val="center"/>
+            </w:pPr>
+            <w:r/>
+            <w:r>
+              <w:rPr>
+                <w:rFonts w:ascii="微软雅黑" w:hAnsi="微软雅黑" w:eastAsia="微软雅黑"/>
+                <w:b/>
+                <w:color w:val="FFFFFF"/>
+                <w:sz w:val="20"/>
+              </w:rPr>
+              <w:t>票价</w:t>
+            </w:r>
+          </w:p>
+        </w:tc>
+        <w:tc>
+          <w:tcPr>
+            <w:tcW w:type="dxa" w:w="3288"/>
+            <w:shd w:val="clear" w:color="auto" w:fill="1A3A5C"/>
+            <w:vAlign w:val="center"/>
+          </w:tcPr>
+          <w:p>
+            <w:pPr>
+              <w:spacing w:before="80" w:after="80" w:line="276" w:lineRule="auto"/>
+              <w:jc w:val="center"/>
+            </w:pPr>
+            <w:r/>
+            <w:r>
+              <w:rPr>
+                <w:rFonts w:ascii="微软雅黑" w:hAnsi="微软雅黑" w:eastAsia="微软雅黑"/>
+                <w:b/>
+                <w:color w:val="FFFFFF"/>
+                <w:sz w:val="20"/>
+              </w:rPr>
+              <w:t>约占城镇月可支配收入中位数</w:t>
+            </w:r>
+          </w:p>
+        </w:tc>
+        <w:tc>
+          <w:tcPr>
+            <w:tcW w:type="dxa" w:w="4082"/>
+            <w:shd w:val="clear" w:color="auto" w:fill="1A3A5C"/>
+            <w:vAlign w:val="center"/>
+          </w:tcPr>
+          <w:p>
+            <w:pPr>
+              <w:spacing w:before="80" w:after="80" w:line="276" w:lineRule="auto"/>
+              <w:jc w:val="center"/>
+            </w:pPr>
+            <w:r/>
+            <w:r>
+              <w:rPr>
+                <w:rFonts w:ascii="微软雅黑" w:hAnsi="微软雅黑" w:eastAsia="微软雅黑"/>
+                <w:b/>
+                <w:color w:val="FFFFFF"/>
+                <w:sz w:val="20"/>
+              </w:rPr>
+              <w:t>对购买决策的含义</w:t>
+            </w:r>
+          </w:p>
+        </w:tc>
+      </w:tr>
+      <w:tr>
+        <w:trPr>
+          <w:cantSplit/>
+        </w:trPr>
+        <w:tc>
+          <w:tcPr>
+            <w:tcW w:type="dxa" w:w="1927"/>
+            <w:shd w:val="clear" w:color="auto" w:fill="FFFFFF"/>
+            <w:vAlign w:val="center"/>
+          </w:tcPr>
+          <w:p>
+            <w:pPr>
+              <w:spacing w:before="80" w:after="80" w:line="276" w:lineRule="auto"/>
+              <w:jc w:val="left"/>
+            </w:pPr>
+            <w:r/>
+            <w:r>
+              <w:rPr>
+                <w:rFonts w:ascii="微软雅黑" w:hAnsi="微软雅黑" w:eastAsia="微软雅黑"/>
+                <w:b/>
+                <w:color w:val="333333"/>
+                <w:sz w:val="20"/>
+              </w:rPr>
+              <w:t>399 元</w:t>
+            </w:r>
+          </w:p>
+        </w:tc>
+        <w:tc>
+          <w:tcPr>
+            <w:tcW w:type="dxa" w:w="3288"/>
+            <w:shd w:val="clear" w:color="auto" w:fill="FFFFFF"/>
+            <w:vAlign w:val="center"/>
+          </w:tcPr>
+          <w:p>
+            <w:pPr>
+              <w:spacing w:before="80" w:after="80" w:line="276" w:lineRule="auto"/>
+              <w:jc w:val="center"/>
+            </w:pPr>
+            <w:r/>
+            <w:r>
+              <w:rPr>
+                <w:rFonts w:ascii="微软雅黑" w:hAnsi="微软雅黑" w:eastAsia="微软雅黑"/>
+                <w:b w:val="0"/>
+                <w:color w:val="333333"/>
+                <w:sz w:val="20"/>
+              </w:rPr>
+              <w:t>约 9.1%</w:t>
+            </w:r>
+          </w:p>
+        </w:tc>
+        <w:tc>
+          <w:tcPr>
+            <w:tcW w:type="dxa" w:w="4082"/>
+            <w:shd w:val="clear" w:color="auto" w:fill="FFFFFF"/>
+            <w:vAlign w:val="center"/>
+          </w:tcPr>
+          <w:p>
+            <w:pPr>
+              <w:spacing w:before="80" w:after="80" w:line="276" w:lineRule="auto"/>
+              <w:jc w:val="center"/>
+            </w:pPr>
+            <w:r/>
+            <w:r>
+              <w:rPr>
+                <w:rFonts w:ascii="微软雅黑" w:hAnsi="微软雅黑" w:eastAsia="微软雅黑"/>
+                <w:b w:val="0"/>
+                <w:color w:val="333333"/>
+                <w:sz w:val="20"/>
+              </w:rPr>
+              <w:t>认真想一想会买，适合早鸟</w:t>
+            </w:r>
+          </w:p>
+        </w:tc>
+      </w:tr>
+      <w:tr>
+        <w:trPr>
+          <w:cantSplit/>
+        </w:trPr>
+        <w:tc>
+          <w:tcPr>
+            <w:tcW w:type="dxa" w:w="1927"/>
+            <w:shd w:val="clear" w:color="auto" w:fill="F5F7FA"/>
+            <w:vAlign w:val="center"/>
+          </w:tcPr>
+          <w:p>
+            <w:pPr>
+              <w:spacing w:before="80" w:after="80" w:line="276" w:lineRule="auto"/>
+              <w:jc w:val="left"/>
+            </w:pPr>
+            <w:r/>
+            <w:r>
+              <w:rPr>
+                <w:rFonts w:ascii="微软雅黑" w:hAnsi="微软雅黑" w:eastAsia="微软雅黑"/>
+                <w:b/>
+                <w:color w:val="333333"/>
+                <w:sz w:val="20"/>
+              </w:rPr>
+              <w:t>499 元</w:t>
+            </w:r>
+          </w:p>
+        </w:tc>
+        <w:tc>
+          <w:tcPr>
+            <w:tcW w:type="dxa" w:w="3288"/>
+            <w:shd w:val="clear" w:color="auto" w:fill="F5F7FA"/>
+            <w:vAlign w:val="center"/>
+          </w:tcPr>
+          <w:p>
+            <w:pPr>
+              <w:spacing w:before="80" w:after="80" w:line="276" w:lineRule="auto"/>
+              <w:jc w:val="center"/>
+            </w:pPr>
+            <w:r/>
+            <w:r>
+              <w:rPr>
+                <w:rFonts w:ascii="微软雅黑" w:hAnsi="微软雅黑" w:eastAsia="微软雅黑"/>
+                <w:b w:val="0"/>
+                <w:color w:val="333333"/>
+                <w:sz w:val="20"/>
+              </w:rPr>
+              <w:t>约 11.3%</w:t>
+            </w:r>
+          </w:p>
+        </w:tc>
+        <w:tc>
+          <w:tcPr>
+            <w:tcW w:type="dxa" w:w="4082"/>
+            <w:shd w:val="clear" w:color="auto" w:fill="F5F7FA"/>
+            <w:vAlign w:val="center"/>
+          </w:tcPr>
+          <w:p>
+            <w:pPr>
+              <w:spacing w:before="80" w:after="80" w:line="276" w:lineRule="auto"/>
+              <w:jc w:val="center"/>
+            </w:pPr>
+            <w:r/>
+            <w:r>
+              <w:rPr>
+                <w:rFonts w:ascii="微软雅黑" w:hAnsi="微软雅黑" w:eastAsia="微软雅黑"/>
+                <w:b w:val="0"/>
+                <w:color w:val="333333"/>
+                <w:sz w:val="20"/>
+              </w:rPr>
+              <w:t>需要认真决策的文化消费，适合做主力</w:t>
+            </w:r>
+          </w:p>
+        </w:tc>
+      </w:tr>
+      <w:tr>
+        <w:trPr>
+          <w:cantSplit/>
+        </w:trPr>
+        <w:tc>
+          <w:tcPr>
+            <w:tcW w:type="dxa" w:w="1927"/>
+            <w:shd w:val="clear" w:color="auto" w:fill="FFFFFF"/>
+            <w:vAlign w:val="center"/>
+          </w:tcPr>
+          <w:p>
+            <w:pPr>
+              <w:spacing w:before="80" w:after="80" w:line="276" w:lineRule="auto"/>
+              <w:jc w:val="left"/>
+            </w:pPr>
+            <w:r/>
+            <w:r>
+              <w:rPr>
+                <w:rFonts w:ascii="微软雅黑" w:hAnsi="微软雅黑" w:eastAsia="微软雅黑"/>
+                <w:b/>
+                <w:color w:val="333333"/>
+                <w:sz w:val="20"/>
+              </w:rPr>
+              <w:t>699 元</w:t>
+            </w:r>
+          </w:p>
+        </w:tc>
+        <w:tc>
+          <w:tcPr>
+            <w:tcW w:type="dxa" w:w="3288"/>
+            <w:shd w:val="clear" w:color="auto" w:fill="FFFFFF"/>
+            <w:vAlign w:val="center"/>
+          </w:tcPr>
+          <w:p>
+            <w:pPr>
+              <w:spacing w:before="80" w:after="80" w:line="276" w:lineRule="auto"/>
+              <w:jc w:val="center"/>
+            </w:pPr>
+            <w:r/>
+            <w:r>
+              <w:rPr>
+                <w:rFonts w:ascii="微软雅黑" w:hAnsi="微软雅黑" w:eastAsia="微软雅黑"/>
+                <w:b w:val="0"/>
+                <w:color w:val="333333"/>
+                <w:sz w:val="20"/>
+              </w:rPr>
+              <w:t>约 15.9%</w:t>
+            </w:r>
+          </w:p>
+        </w:tc>
+        <w:tc>
+          <w:tcPr>
+            <w:tcW w:type="dxa" w:w="4082"/>
+            <w:shd w:val="clear" w:color="auto" w:fill="FFFFFF"/>
+            <w:vAlign w:val="center"/>
+          </w:tcPr>
+          <w:p>
+            <w:pPr>
+              <w:spacing w:before="80" w:after="80" w:line="276" w:lineRule="auto"/>
+              <w:jc w:val="center"/>
+            </w:pPr>
+            <w:r/>
+            <w:r>
+              <w:rPr>
+                <w:rFonts w:ascii="微软雅黑" w:hAnsi="微软雅黑" w:eastAsia="微软雅黑"/>
+                <w:b w:val="0"/>
+                <w:color w:val="333333"/>
+                <w:sz w:val="20"/>
+              </w:rPr>
+              <w:t>进入粉丝型、高收入型区间，不宜做全场基础价</w:t>
+            </w:r>
+          </w:p>
+        </w:tc>
+      </w:tr>
+      <w:tr>
+        <w:trPr>
+          <w:cantSplit/>
+        </w:trPr>
+        <w:tc>
+          <w:tcPr>
+            <w:tcW w:type="dxa" w:w="1927"/>
+            <w:shd w:val="clear" w:color="auto" w:fill="F5F7FA"/>
+            <w:vAlign w:val="center"/>
+          </w:tcPr>
+          <w:p>
+            <w:pPr>
+              <w:spacing w:before="80" w:after="80" w:line="276" w:lineRule="auto"/>
+              <w:jc w:val="left"/>
+            </w:pPr>
+            <w:r/>
+            <w:r>
+              <w:rPr>
+                <w:rFonts w:ascii="微软雅黑" w:hAnsi="微软雅黑" w:eastAsia="微软雅黑"/>
+                <w:b/>
+                <w:color w:val="333333"/>
+                <w:sz w:val="20"/>
+              </w:rPr>
+              <w:t>999 元</w:t>
+            </w:r>
+          </w:p>
+        </w:tc>
+        <w:tc>
+          <w:tcPr>
+            <w:tcW w:type="dxa" w:w="3288"/>
+            <w:shd w:val="clear" w:color="auto" w:fill="F5F7FA"/>
+            <w:vAlign w:val="center"/>
+          </w:tcPr>
+          <w:p>
+            <w:pPr>
+              <w:spacing w:before="80" w:after="80" w:line="276" w:lineRule="auto"/>
+              <w:jc w:val="center"/>
+            </w:pPr>
+            <w:r/>
+            <w:r>
+              <w:rPr>
+                <w:rFonts w:ascii="微软雅黑" w:hAnsi="微软雅黑" w:eastAsia="微软雅黑"/>
+                <w:b w:val="0"/>
+                <w:color w:val="333333"/>
+                <w:sz w:val="20"/>
+              </w:rPr>
+              <w:t>约 22.7%</w:t>
+            </w:r>
+          </w:p>
+        </w:tc>
+        <w:tc>
+          <w:tcPr>
+            <w:tcW w:type="dxa" w:w="4082"/>
+            <w:shd w:val="clear" w:color="auto" w:fill="F5F7FA"/>
+            <w:vAlign w:val="center"/>
+          </w:tcPr>
+          <w:p>
+            <w:pPr>
+              <w:spacing w:before="80" w:after="80" w:line="276" w:lineRule="auto"/>
+              <w:jc w:val="center"/>
+            </w:pPr>
+            <w:r/>
+            <w:r>
+              <w:rPr>
+                <w:rFonts w:ascii="微软雅黑" w:hAnsi="微软雅黑" w:eastAsia="微软雅黑"/>
+                <w:b w:val="0"/>
+                <w:color w:val="333333"/>
+                <w:sz w:val="20"/>
+              </w:rPr>
+              <w:t>必须配套前排、问答、签名或合影等可见权益</w:t>
+            </w:r>
+          </w:p>
+        </w:tc>
+      </w:tr>
+    </w:tbl>
+    <w:p>
+      <w:pPr>
+        <w:spacing w:before="0" w:after="160" w:line="324" w:lineRule="auto"/>
+      </w:pPr>
+      <w:r>
+        <w:rPr>
+          <w:rFonts w:ascii="微软雅黑" w:hAnsi="微软雅黑" w:eastAsia="微软雅黑"/>
+          <w:b w:val="0"/>
+          <w:color w:val="333333"/>
+          <w:sz w:val="12"/>
+        </w:rPr>
+      </w:r>
+    </w:p>
+    <w:p>
+      <w:pPr>
+        <w:spacing w:before="0" w:after="160" w:line="324" w:lineRule="auto"/>
+        <w:ind w:firstLine="420"/>
+      </w:pPr>
+      <w:r>
+        <w:rPr>
+          <w:rFonts w:ascii="微软雅黑" w:hAnsi="微软雅黑" w:eastAsia="微软雅黑"/>
+          <w:b w:val="0"/>
+          <w:color w:val="333333"/>
+          <w:sz w:val="22"/>
+        </w:rPr>
+        <w:t>同期全国居民人均教育文化娱乐支出只有 1,572 元，城镇居民为 1,952 元，折合每月约 262 元和 325 元。一张 499 元门票，已经相当于普通城镇居民约一个半月的教育文化娱乐预算。2026 年上半年城镇居民消费支出名义增长 3.0%、实际增长 2.0%，社会消费品零售增长也比较温和。消费者并非完全不消费，但对非刚需项目会明显比较价格和体验。</w:t>
+      </w:r>
+    </w:p>
+    <w:p>
+      <w:pPr>
+        <w:spacing w:before="0" w:after="160" w:line="324" w:lineRule="auto"/>
+        <w:ind w:firstLine="420"/>
+      </w:pPr>
+      <w:r>
+        <w:rPr>
+          <w:rFonts w:ascii="微软雅黑" w:hAnsi="微软雅黑" w:eastAsia="微软雅黑"/>
+          <w:b w:val="0"/>
+          <w:color w:val="333333"/>
+          <w:sz w:val="22"/>
+        </w:rPr>
+        <w:t>因此，对一次约 3 小时、没有学历证书或长期服务的公开人文讲座而言，499 元已经到位；699 元以上应作为优选 / VIP，而不是普通票。</w:t>
+      </w:r>
+    </w:p>
+    <w:p>
+      <w:pPr>
+        <w:spacing w:before="240" w:after="120" w:line="324" w:lineRule="auto"/>
+      </w:pPr>
+      <w:r>
+        <w:rPr>
+          <w:rFonts w:ascii="微软雅黑" w:hAnsi="微软雅黑" w:eastAsia="微软雅黑"/>
+          <w:b/>
+          <w:color w:val="1A3A5C"/>
+          <w:sz w:val="26"/>
+        </w:rPr>
+        <w:t>5.3 老师 IP 与价格的边界</w:t>
+      </w:r>
+    </w:p>
+    <w:p>
+      <w:pPr>
+        <w:spacing w:before="0" w:after="160" w:line="324" w:lineRule="auto"/>
+        <w:ind w:firstLine="420"/>
+      </w:pPr>
+      <w:r>
+        <w:rPr>
+          <w:rFonts w:ascii="微软雅黑" w:hAnsi="微软雅黑" w:eastAsia="微软雅黑"/>
+          <w:b w:val="0"/>
+          <w:color w:val="333333"/>
+          <w:sz w:val="22"/>
+        </w:rPr>
+        <w:t>王德峰老师的 IP 可以支撑更高价格，但要区分“公开讲座”和“深度课程”。公开资料中，相关长期课程存在 19,800 元、25,800 元等价格，通常是多天或数月的系统课程，面向企业家、高管及深度学习人群，不能直接证明单场讲座应该卖 999 元以上。市场上也存在免费或低价公开课信息，说明普通票必须让人一眼看到“这一场为什么值得买”。</w:t>
+      </w:r>
+    </w:p>
+    <w:p>
+      <w:pPr>
+        <w:spacing w:before="0" w:after="160" w:line="324" w:lineRule="auto"/>
+        <w:ind w:firstLine="420"/>
+      </w:pPr>
+      <w:r>
+        <w:rPr>
+          <w:rFonts w:ascii="微软雅黑" w:hAnsi="微软雅黑" w:eastAsia="微软雅黑"/>
+          <w:b w:val="0"/>
+          <w:color w:val="333333"/>
+          <w:sz w:val="22"/>
+        </w:rPr>
+        <w:t>如果 10 月 31 日只是“老师讲 3 小时”，没有以下附加价值，普通票卖 699 元会比较吃力：</w:t>
+      </w:r>
+    </w:p>
+    <w:p>
+      <w:pPr>
+        <w:spacing w:before="20" w:after="60" w:line="312" w:lineRule="auto"/>
+        <w:ind w:left="283" w:hanging="227"/>
+      </w:pPr>
+      <w:r>
+        <w:rPr>
+          <w:rFonts w:ascii="微软雅黑" w:hAnsi="微软雅黑" w:eastAsia="微软雅黑"/>
+          <w:b w:val="0"/>
+          <w:color w:val="333333"/>
+          <w:sz w:val="22"/>
+        </w:rPr>
+        <w:t>●  全新主题或具有稀缺性的内容；</w:t>
+      </w:r>
+    </w:p>
+    <w:p>
+      <w:pPr>
+        <w:spacing w:before="20" w:after="60" w:line="312" w:lineRule="auto"/>
+        <w:ind w:left="283" w:hanging="227"/>
+      </w:pPr>
+      <w:r>
+        <w:rPr>
+          <w:rFonts w:ascii="微软雅黑" w:hAnsi="微软雅黑" w:eastAsia="微软雅黑"/>
+          <w:b w:val="0"/>
+          <w:color w:val="333333"/>
+          <w:sz w:val="22"/>
+        </w:rPr>
+        <w:t>●  较长问答和现场互动；</w:t>
+      </w:r>
+    </w:p>
+    <w:p>
+      <w:pPr>
+        <w:spacing w:before="20" w:after="60" w:line="312" w:lineRule="auto"/>
+        <w:ind w:left="283" w:hanging="227"/>
+      </w:pPr>
+      <w:r>
+        <w:rPr>
+          <w:rFonts w:ascii="微软雅黑" w:hAnsi="微软雅黑" w:eastAsia="微软雅黑"/>
+          <w:b w:val="0"/>
+          <w:color w:val="333333"/>
+          <w:sz w:val="22"/>
+        </w:rPr>
+        <w:t>●  签名书、讲义或独家资料；</w:t>
+      </w:r>
+    </w:p>
+    <w:p>
+      <w:pPr>
+        <w:spacing w:before="20" w:after="60" w:line="312" w:lineRule="auto"/>
+        <w:ind w:left="283" w:hanging="227"/>
+      </w:pPr>
+      <w:r>
+        <w:rPr>
+          <w:rFonts w:ascii="微软雅黑" w:hAnsi="微软雅黑" w:eastAsia="微软雅黑"/>
+          <w:b w:val="0"/>
+          <w:color w:val="333333"/>
+          <w:sz w:val="22"/>
+        </w:rPr>
+        <w:t>●  前排、小范围交流或合影；</w:t>
+      </w:r>
+    </w:p>
+    <w:p>
+      <w:pPr>
+        <w:spacing w:before="20" w:after="60" w:line="312" w:lineRule="auto"/>
+        <w:ind w:left="283" w:hanging="227"/>
+      </w:pPr>
+      <w:r>
+        <w:rPr>
+          <w:rFonts w:ascii="微软雅黑" w:hAnsi="微软雅黑" w:eastAsia="微软雅黑"/>
+          <w:b w:val="0"/>
+          <w:color w:val="333333"/>
+          <w:sz w:val="22"/>
+        </w:rPr>
+        <w:t>●  高规格场地和完整舞台体验；</w:t>
+      </w:r>
+    </w:p>
+    <w:p>
+      <w:pPr>
+        <w:spacing w:before="20" w:after="60" w:line="312" w:lineRule="auto"/>
+        <w:ind w:left="283" w:hanging="227"/>
+      </w:pPr>
+      <w:r>
+        <w:rPr>
+          <w:rFonts w:ascii="微软雅黑" w:hAnsi="微软雅黑" w:eastAsia="微软雅黑"/>
+          <w:b w:val="0"/>
+          <w:color w:val="333333"/>
+          <w:sz w:val="22"/>
+        </w:rPr>
+        <w:t>●  明确的“本年度少有公开场次”；</w:t>
+      </w:r>
+    </w:p>
+    <w:p>
+      <w:pPr>
+        <w:spacing w:before="20" w:after="60" w:line="312" w:lineRule="auto"/>
+        <w:ind w:left="283" w:hanging="227"/>
+      </w:pPr>
+      <w:r>
+        <w:rPr>
+          <w:rFonts w:ascii="微软雅黑" w:hAnsi="微软雅黑" w:eastAsia="微软雅黑"/>
+          <w:b w:val="0"/>
+          <w:color w:val="333333"/>
+          <w:sz w:val="22"/>
+        </w:rPr>
+        <w:t>●  企业家、人文社群等高质量观众圈层。</w:t>
+      </w:r>
+    </w:p>
+    <w:p>
+      <w:pPr>
+        <w:spacing w:before="0" w:after="160" w:line="324" w:lineRule="auto"/>
+        <w:ind w:firstLine="420"/>
+      </w:pPr>
+      <w:r>
+        <w:rPr>
+          <w:rFonts w:ascii="微软雅黑" w:hAnsi="微软雅黑" w:eastAsia="微软雅黑"/>
+          <w:b w:val="0"/>
+          <w:color w:val="333333"/>
+          <w:sz w:val="22"/>
+        </w:rPr>
+        <w:t>如果没有赠书、问答、合影、独家内容等权益，VIP 不要超过 999 元。如果只是普通阶梯教室或会议厅讲座，主力价格应进一步降到 399 元。</w:t>
+      </w:r>
+    </w:p>
+    <w:p>
+      <w:pPr>
+        <w:spacing w:before="240" w:after="120" w:line="324" w:lineRule="auto"/>
+      </w:pPr>
+      <w:r>
+        <w:rPr>
+          <w:rFonts w:ascii="微软雅黑" w:hAnsi="微软雅黑" w:eastAsia="微软雅黑"/>
+          <w:b/>
+          <w:color w:val="1A3A5C"/>
+          <w:sz w:val="26"/>
+        </w:rPr>
+        <w:t>5.4 不同城市的建议</w:t>
       </w:r>
     </w:p>
     <w:tbl>
@@ -2070,13 +3367,13 @@
                 <w:color w:val="FFFFFF"/>
                 <w:sz w:val="20"/>
               </w:rPr>
-              <w:t>参照</w:t>
+              <w:t>城市类型</w:t>
             </w:r>
           </w:p>
         </w:tc>
         <w:tc>
           <w:tcPr>
-            <w:tcW w:type="dxa" w:w="2381"/>
+            <w:tcW w:type="dxa" w:w="2041"/>
             <w:shd w:val="clear" w:color="auto" w:fill="1A3A5C"/>
             <w:vAlign w:val="center"/>
           </w:tcPr>
@@ -2093,13 +3390,13 @@
                 <w:color w:val="FFFFFF"/>
                 <w:sz w:val="20"/>
               </w:rPr>
-              <w:t>数字</w:t>
+              <w:t>主力标准票</w:t>
             </w:r>
           </w:p>
         </w:tc>
         <w:tc>
           <w:tcPr>
-            <w:tcW w:type="dxa" w:w="3742"/>
+            <w:tcW w:type="dxa" w:w="4082"/>
             <w:shd w:val="clear" w:color="auto" w:fill="1A3A5C"/>
             <w:vAlign w:val="center"/>
           </w:tcPr>
@@ -2116,7 +3413,7 @@
                 <w:color w:val="FFFFFF"/>
                 <w:sz w:val="20"/>
               </w:rPr>
-              <w:t>对票价的含义</w:t>
+              <w:t>推荐票档</w:t>
             </w:r>
           </w:p>
         </w:tc>
@@ -2144,13 +3441,36 @@
                 <w:color w:val="333333"/>
                 <w:sz w:val="20"/>
               </w:rPr>
-              <w:t>全国半年人均可支配收入</w:t>
+              <w:t>上海、北京、深圳、杭州</w:t>
             </w:r>
           </w:p>
         </w:tc>
         <w:tc>
           <w:tcPr>
-            <w:tcW w:type="dxa" w:w="2381"/>
+            <w:tcW w:type="dxa" w:w="2041"/>
+            <w:shd w:val="clear" w:color="auto" w:fill="FFFFFF"/>
+            <w:vAlign w:val="center"/>
+          </w:tcPr>
+          <w:p>
+            <w:pPr>
+              <w:spacing w:before="80" w:after="80" w:line="276" w:lineRule="auto"/>
+              <w:jc w:val="center"/>
+            </w:pPr>
+            <w:r/>
+            <w:r>
+              <w:rPr>
+                <w:rFonts w:ascii="微软雅黑" w:hAnsi="微软雅黑" w:eastAsia="微软雅黑"/>
+                <w:b/>
+                <w:color w:val="1A3A5C"/>
+                <w:sz w:val="20"/>
+              </w:rPr>
+              <w:t>499 元</w:t>
+            </w:r>
+          </w:p>
+        </w:tc>
+        <w:tc>
+          <w:tcPr>
+            <w:tcW w:type="dxa" w:w="4082"/>
             <w:shd w:val="clear" w:color="auto" w:fill="FFFFFF"/>
             <w:vAlign w:val="center"/>
           </w:tcPr>
@@ -2167,30 +3487,7 @@
                 <w:color w:val="333333"/>
                 <w:sz w:val="20"/>
               </w:rPr>
-              <w:t>22,981 元</w:t>
-            </w:r>
-          </w:p>
-        </w:tc>
-        <w:tc>
-          <w:tcPr>
-            <w:tcW w:type="dxa" w:w="3742"/>
-            <w:shd w:val="clear" w:color="auto" w:fill="FFFFFF"/>
-            <w:vAlign w:val="center"/>
-          </w:tcPr>
-          <w:p>
-            <w:pPr>
-              <w:spacing w:before="80" w:after="80" w:line="276" w:lineRule="auto"/>
-              <w:jc w:val="center"/>
-            </w:pPr>
-            <w:r/>
-            <w:r>
-              <w:rPr>
-                <w:rFonts w:ascii="微软雅黑" w:hAnsi="微软雅黑" w:eastAsia="微软雅黑"/>
-                <w:b w:val="0"/>
-                <w:color w:val="333333"/>
-                <w:sz w:val="20"/>
-              </w:rPr>
-              <w:t>全国平均收入撑不起高价大众票</w:t>
+              <w:t>299 / 399 / 499 / 699 / 999</w:t>
             </w:r>
           </w:p>
         </w:tc>
@@ -2218,13 +3515,36 @@
                 <w:color w:val="333333"/>
                 <w:sz w:val="20"/>
               </w:rPr>
-              <w:t>城镇半年人均可支配收入</w:t>
+              <w:t>南京、苏州、广州、成都等强二线</w:t>
             </w:r>
           </w:p>
         </w:tc>
         <w:tc>
           <w:tcPr>
-            <w:tcW w:type="dxa" w:w="2381"/>
+            <w:tcW w:type="dxa" w:w="2041"/>
+            <w:shd w:val="clear" w:color="auto" w:fill="F5F7FA"/>
+            <w:vAlign w:val="center"/>
+          </w:tcPr>
+          <w:p>
+            <w:pPr>
+              <w:spacing w:before="80" w:after="80" w:line="276" w:lineRule="auto"/>
+              <w:jc w:val="center"/>
+            </w:pPr>
+            <w:r/>
+            <w:r>
+              <w:rPr>
+                <w:rFonts w:ascii="微软雅黑" w:hAnsi="微软雅黑" w:eastAsia="微软雅黑"/>
+                <w:b/>
+                <w:color w:val="1A3A5C"/>
+                <w:sz w:val="20"/>
+              </w:rPr>
+              <w:t>399 元</w:t>
+            </w:r>
+          </w:p>
+        </w:tc>
+        <w:tc>
+          <w:tcPr>
+            <w:tcW w:type="dxa" w:w="4082"/>
             <w:shd w:val="clear" w:color="auto" w:fill="F5F7FA"/>
             <w:vAlign w:val="center"/>
           </w:tcPr>
@@ -2241,30 +3561,7 @@
                 <w:color w:val="333333"/>
                 <w:sz w:val="20"/>
               </w:rPr>
-              <w:t>30,126 元</w:t>
-            </w:r>
-          </w:p>
-        </w:tc>
-        <w:tc>
-          <w:tcPr>
-            <w:tcW w:type="dxa" w:w="3742"/>
-            <w:shd w:val="clear" w:color="auto" w:fill="F5F7FA"/>
-            <w:vAlign w:val="center"/>
-          </w:tcPr>
-          <w:p>
-            <w:pPr>
-              <w:spacing w:before="80" w:after="80" w:line="276" w:lineRule="auto"/>
-              <w:jc w:val="center"/>
-            </w:pPr>
-            <w:r/>
-            <w:r>
-              <w:rPr>
-                <w:rFonts w:ascii="微软雅黑" w:hAnsi="微软雅黑" w:eastAsia="微软雅黑"/>
-                <w:b w:val="0"/>
-                <w:color w:val="333333"/>
-                <w:sz w:val="20"/>
-              </w:rPr>
-              <w:t>一张 499 元约占其 1.7%，中产可接受</w:t>
+              <w:t>299 / 399 / 599 / 799</w:t>
             </w:r>
           </w:p>
         </w:tc>
@@ -2292,13 +3589,36 @@
                 <w:color w:val="333333"/>
                 <w:sz w:val="20"/>
               </w:rPr>
-              <w:t>上海城镇 2025 年可支配收入</w:t>
+              <w:t>普通二三线城市</w:t>
             </w:r>
           </w:p>
         </w:tc>
         <w:tc>
           <w:tcPr>
-            <w:tcW w:type="dxa" w:w="2381"/>
+            <w:tcW w:type="dxa" w:w="2041"/>
+            <w:shd w:val="clear" w:color="auto" w:fill="FFFFFF"/>
+            <w:vAlign w:val="center"/>
+          </w:tcPr>
+          <w:p>
+            <w:pPr>
+              <w:spacing w:before="80" w:after="80" w:line="276" w:lineRule="auto"/>
+              <w:jc w:val="center"/>
+            </w:pPr>
+            <w:r/>
+            <w:r>
+              <w:rPr>
+                <w:rFonts w:ascii="微软雅黑" w:hAnsi="微软雅黑" w:eastAsia="微软雅黑"/>
+                <w:b/>
+                <w:color w:val="1A3A5C"/>
+                <w:sz w:val="20"/>
+              </w:rPr>
+              <w:t>299 元</w:t>
+            </w:r>
+          </w:p>
+        </w:tc>
+        <w:tc>
+          <w:tcPr>
+            <w:tcW w:type="dxa" w:w="4082"/>
             <w:shd w:val="clear" w:color="auto" w:fill="FFFFFF"/>
             <w:vAlign w:val="center"/>
           </w:tcPr>
@@ -2315,30 +3635,7 @@
                 <w:color w:val="333333"/>
                 <w:sz w:val="20"/>
               </w:rPr>
-              <w:t>96,842 元</w:t>
-            </w:r>
-          </w:p>
-        </w:tc>
-        <w:tc>
-          <w:tcPr>
-            <w:tcW w:type="dxa" w:w="3742"/>
-            <w:shd w:val="clear" w:color="auto" w:fill="FFFFFF"/>
-            <w:vAlign w:val="center"/>
-          </w:tcPr>
-          <w:p>
-            <w:pPr>
-              <w:spacing w:before="80" w:after="80" w:line="276" w:lineRule="auto"/>
-              <w:jc w:val="center"/>
-            </w:pPr>
-            <w:r/>
-            <w:r>
-              <w:rPr>
-                <w:rFonts w:ascii="微软雅黑" w:hAnsi="微软雅黑" w:eastAsia="微软雅黑"/>
-                <w:b w:val="0"/>
-                <w:color w:val="333333"/>
-                <w:sz w:val="20"/>
-              </w:rPr>
-              <w:t>上海场可以做分层溢价</w:t>
+              <w:t>199 / 299 / 499 / 699</w:t>
             </w:r>
           </w:p>
         </w:tc>
@@ -2366,13 +3663,36 @@
                 <w:color w:val="333333"/>
                 <w:sz w:val="20"/>
               </w:rPr>
-              <w:t>城镇半年教育文化娱乐支出</w:t>
+              <w:t>企业家定向、小规模精品场</w:t>
             </w:r>
           </w:p>
         </w:tc>
         <w:tc>
           <w:tcPr>
-            <w:tcW w:type="dxa" w:w="2381"/>
+            <w:tcW w:type="dxa" w:w="2041"/>
+            <w:shd w:val="clear" w:color="auto" w:fill="F5F7FA"/>
+            <w:vAlign w:val="center"/>
+          </w:tcPr>
+          <w:p>
+            <w:pPr>
+              <w:spacing w:before="80" w:after="80" w:line="276" w:lineRule="auto"/>
+              <w:jc w:val="center"/>
+            </w:pPr>
+            <w:r/>
+            <w:r>
+              <w:rPr>
+                <w:rFonts w:ascii="微软雅黑" w:hAnsi="微软雅黑" w:eastAsia="微软雅黑"/>
+                <w:b/>
+                <w:color w:val="1A3A5C"/>
+                <w:sz w:val="20"/>
+              </w:rPr>
+              <w:t>999 元以上</w:t>
+            </w:r>
+          </w:p>
+        </w:tc>
+        <w:tc>
+          <w:tcPr>
+            <w:tcW w:type="dxa" w:w="4082"/>
             <w:shd w:val="clear" w:color="auto" w:fill="F5F7FA"/>
             <w:vAlign w:val="center"/>
           </w:tcPr>
@@ -2389,104 +3709,7 @@
                 <w:color w:val="333333"/>
                 <w:sz w:val="20"/>
               </w:rPr>
-              <w:t>1,952 元</w:t>
-            </w:r>
-          </w:p>
-        </w:tc>
-        <w:tc>
-          <w:tcPr>
-            <w:tcW w:type="dxa" w:w="3742"/>
-            <w:shd w:val="clear" w:color="auto" w:fill="F5F7FA"/>
-            <w:vAlign w:val="center"/>
-          </w:tcPr>
-          <w:p>
-            <w:pPr>
-              <w:spacing w:before="80" w:after="80" w:line="276" w:lineRule="auto"/>
-              <w:jc w:val="center"/>
-            </w:pPr>
-            <w:r/>
-            <w:r>
-              <w:rPr>
-                <w:rFonts w:ascii="微软雅黑" w:hAnsi="微软雅黑" w:eastAsia="微软雅黑"/>
-                <w:b w:val="0"/>
-                <w:color w:val="333333"/>
-                <w:sz w:val="20"/>
-              </w:rPr>
-              <w:t>一张 699 元约占三分之一，门槛偏高</w:t>
-            </w:r>
-          </w:p>
-        </w:tc>
-      </w:tr>
-      <w:tr>
-        <w:trPr>
-          <w:cantSplit/>
-        </w:trPr>
-        <w:tc>
-          <w:tcPr>
-            <w:tcW w:type="dxa" w:w="3175"/>
-            <w:shd w:val="clear" w:color="auto" w:fill="FFFFFF"/>
-            <w:vAlign w:val="center"/>
-          </w:tcPr>
-          <w:p>
-            <w:pPr>
-              <w:spacing w:before="80" w:after="80" w:line="276" w:lineRule="auto"/>
-              <w:jc w:val="left"/>
-            </w:pPr>
-            <w:r/>
-            <w:r>
-              <w:rPr>
-                <w:rFonts w:ascii="微软雅黑" w:hAnsi="微软雅黑" w:eastAsia="微软雅黑"/>
-                <w:b/>
-                <w:color w:val="333333"/>
-                <w:sz w:val="20"/>
-              </w:rPr>
-              <w:t>同类知识演讲大众档</w:t>
-            </w:r>
-          </w:p>
-        </w:tc>
-        <w:tc>
-          <w:tcPr>
-            <w:tcW w:type="dxa" w:w="2381"/>
-            <w:shd w:val="clear" w:color="auto" w:fill="FFFFFF"/>
-            <w:vAlign w:val="center"/>
-          </w:tcPr>
-          <w:p>
-            <w:pPr>
-              <w:spacing w:before="80" w:after="80" w:line="276" w:lineRule="auto"/>
-              <w:jc w:val="center"/>
-            </w:pPr>
-            <w:r/>
-            <w:r>
-              <w:rPr>
-                <w:rFonts w:ascii="微软雅黑" w:hAnsi="微软雅黑" w:eastAsia="微软雅黑"/>
-                <w:b w:val="0"/>
-                <w:color w:val="333333"/>
-                <w:sz w:val="20"/>
-              </w:rPr>
-              <w:t>约 328–728 元</w:t>
-            </w:r>
-          </w:p>
-        </w:tc>
-        <w:tc>
-          <w:tcPr>
-            <w:tcW w:type="dxa" w:w="3742"/>
-            <w:shd w:val="clear" w:color="auto" w:fill="FFFFFF"/>
-            <w:vAlign w:val="center"/>
-          </w:tcPr>
-          <w:p>
-            <w:pPr>
-              <w:spacing w:before="80" w:after="80" w:line="276" w:lineRule="auto"/>
-              <w:jc w:val="center"/>
-            </w:pPr>
-            <w:r/>
-            <w:r>
-              <w:rPr>
-                <w:rFonts w:ascii="微软雅黑" w:hAnsi="微软雅黑" w:eastAsia="微软雅黑"/>
-                <w:b w:val="0"/>
-                <w:color w:val="333333"/>
-                <w:sz w:val="20"/>
-              </w:rPr>
-              <w:t>前排 / VIP 再收到 900–1,500 元</w:t>
+              <w:t>999 / 1,599 / 2,999，须含深度交流与圈层服务</w:t>
             </w:r>
           </w:p>
         </w:tc>
@@ -2516,13 +3739,13 @@
           <w:color w:val="1A3A5C"/>
           <w:sz w:val="26"/>
         </w:rPr>
-        <w:t>5.2 定价原则</w:t>
+        <w:t>5.5 票价不能为了覆盖买断费而硬抬</w:t>
       </w:r>
     </w:p>
     <w:p>
       <w:pPr>
-        <w:spacing w:before="20" w:after="60" w:line="312" w:lineRule="auto"/>
-        <w:ind w:left="283" w:hanging="227"/>
+        <w:spacing w:before="0" w:after="160" w:line="324" w:lineRule="auto"/>
+        <w:ind w:firstLine="420"/>
       </w:pPr>
       <w:r>
         <w:rPr>
@@ -2531,13 +3754,13 @@
           <w:color w:val="333333"/>
           <w:sz w:val="22"/>
         </w:rPr>
-        <w:t>●  低门槛进、高价值升：用标准票走量，用前排、晚宴、企业包桌收溢价。</w:t>
+        <w:t>假设项目总固定成本仍达 25 万元，平均实收客单价按 520 元计，扣除票务平台、退款、税费和渠道成本后，单个付费用户实际贡献可能只有 460–480 元。保本大约需要 250,000 ÷ 470 ≈ 532 名付费用户。若预计只能卖出场馆容量的 80%，场馆至少需要约 665 座，才有机会单靠票务覆盖 25 万元成本。</w:t>
       </w:r>
     </w:p>
     <w:p>
       <w:pPr>
-        <w:spacing w:before="20" w:after="60" w:line="312" w:lineRule="auto"/>
-        <w:ind w:left="283" w:hanging="227"/>
+        <w:spacing w:before="0" w:after="160" w:line="324" w:lineRule="auto"/>
+        <w:ind w:firstLine="420"/>
       </w:pPr>
       <w:r>
         <w:rPr>
@@ -2546,37 +3769,21 @@
           <w:color w:val="333333"/>
           <w:sz w:val="22"/>
         </w:rPr>
-        <w:t>●  不要全国统一一个价，更不要用单一中间价同时劝退普通听众、又做不高端。</w:t>
+        <w:t>这意味着：票价不能为了覆盖 10–18 万元买断费而硬抬到 699–999 元。成本结构不合理，不应该让消费者通过高票价替主办方承担。若是 500 座场馆、总成本 25 万元，即使平均实收 520 元，也几乎没有利润空间。这样的项目必须满足至少一个条件：取消大额买断；将总固定成本压到 12–15 万元以内；获得 5–10 万元赞助；引入企业团购；场馆达到 650–800 座；或将活动升级为半天 / 全天精品，再提高客单价。</w:t>
       </w:r>
     </w:p>
     <w:p>
       <w:pPr>
-        <w:spacing w:before="20" w:after="60" w:line="312" w:lineRule="auto"/>
-        <w:ind w:left="283" w:hanging="227"/>
+        <w:spacing w:before="240" w:after="120" w:line="324" w:lineRule="auto"/>
       </w:pPr>
       <w:r>
         <w:rPr>
           <w:rFonts w:ascii="微软雅黑" w:hAnsi="微软雅黑" w:eastAsia="微软雅黑"/>
-          <w:b w:val="0"/>
-          <w:color w:val="333333"/>
-          <w:sz w:val="22"/>
+          <w:b/>
+          <w:color w:val="1A3A5C"/>
+          <w:sz w:val="26"/>
         </w:rPr>
-        <w:t>●  加价必须加东西：提问、前排、晚宴、资料、社群，而不是只加数字。</w:t>
-      </w:r>
-    </w:p>
-    <w:p>
-      <w:pPr>
-        <w:spacing w:before="20" w:after="60" w:line="312" w:lineRule="auto"/>
-        <w:ind w:left="283" w:hanging="227"/>
-      </w:pPr>
-      <w:r>
-        <w:rPr>
-          <w:rFonts w:ascii="微软雅黑" w:hAnsi="微软雅黑" w:eastAsia="微软雅黑"/>
-          <w:b w:val="0"/>
-          <w:color w:val="333333"/>
-          <w:sz w:val="22"/>
-        </w:rPr>
-        <w:t>●  心理价位建议使用 399 / 499 / 599 / 799 / 1,280，少用 699。</w:t>
+        <w:t>5.6 先小规模预售，再锁死标准价</w:t>
       </w:r>
     </w:p>
     <w:tbl>
@@ -2593,7 +3800,7 @@
         <w:tc>
           <w:tcPr>
             <w:tcW w:type="dxa" w:w="9298"/>
-            <w:shd w:val="clear" w:color="auto" w:fill="F7F3EA"/>
+            <w:shd w:val="clear" w:color="auto" w:fill="EEF3F8"/>
             <w:tcBorders>
               <w:top w:val="single" w:sz="12" w:color="8B6914" w:space="0"/>
               <w:left w:val="single" w:sz="24" w:color="8B6914" w:space="0"/>
@@ -2611,10 +3818,10 @@
               <w:rPr>
                 <w:rFonts w:ascii="微软雅黑" w:hAnsi="微软雅黑" w:eastAsia="微软雅黑"/>
                 <w:b/>
-                <w:color w:val="8B6914"/>
+                <w:color w:val="1A3A5C"/>
                 <w:sz w:val="22"/>
               </w:rPr>
-              <w:t>对外主价格建议</w:t>
+              <w:t>测试方法</w:t>
             </w:r>
           </w:p>
           <w:p>
@@ -2628,7 +3835,7 @@
                 <w:color w:val="333333"/>
                 <w:sz w:val="22"/>
               </w:rPr>
-              <w:t>如果只能对外报一个公开讲座主价格，建议报 499 元，而不是 699 元。老师溢价用 799 元前排和晚宴去收，不从入场门槛上收。</w:t>
+              <w:t>确定票价前，先释放 50 张 399 元早鸟票。若 48 小时内售出 70% 以上，再维持 499 元标准价；若售出不足 30%，说明市场真实接受价更接近 299–399 元，而不是 699 元。</w:t>
             </w:r>
           </w:p>
         </w:tc>
@@ -2658,7 +3865,7 @@
           <w:color w:val="1A3A5C"/>
           <w:sz w:val="26"/>
         </w:rPr>
-        <w:t>5.3 产品 A：半天公开讲座（待确认）</w:t>
+        <w:t>5.7 晚宴、企业包桌作为附加产品（待确认）</w:t>
       </w:r>
     </w:p>
     <w:p>
@@ -2673,1226 +3880,7 @@
           <w:color w:val="333333"/>
           <w:sz w:val="22"/>
         </w:rPr>
-        <w:t>形态：约 2–3 小时讲座，不含正餐。适合走量，是个人票的基本盘。</w:t>
-      </w:r>
-    </w:p>
-    <w:tbl>
-      <w:tblPr>
-        <w:tblStyle w:val="TableGrid"/>
-        <w:tblW w:type="dxa" w:w="9298"/>
-        <w:jc w:val="center"/>
-        <w:tblLayout w:type="fixed"/>
-        <w:tblLook w:firstColumn="1" w:firstRow="1" w:lastColumn="0" w:lastRow="0" w:noHBand="0" w:noVBand="1" w:val="04A0"/>
-      </w:tblPr>
-      <w:tblGrid>
-        <w:gridCol w:w="3099"/>
-        <w:gridCol w:w="3099"/>
-        <w:gridCol w:w="3099"/>
-      </w:tblGrid>
-      <w:tr>
-        <w:trPr>
-          <w:cantSplit/>
-        </w:trPr>
-        <w:tc>
-          <w:tcPr>
-            <w:tcW w:type="dxa" w:w="2608"/>
-            <w:shd w:val="clear" w:color="auto" w:fill="1A3A5C"/>
-            <w:vAlign w:val="center"/>
-          </w:tcPr>
-          <w:p>
-            <w:pPr>
-              <w:spacing w:before="80" w:after="80" w:line="276" w:lineRule="auto"/>
-              <w:jc w:val="center"/>
-            </w:pPr>
-            <w:r/>
-            <w:r>
-              <w:rPr>
-                <w:rFonts w:ascii="微软雅黑" w:hAnsi="微软雅黑" w:eastAsia="微软雅黑"/>
-                <w:b/>
-                <w:color w:val="FFFFFF"/>
-                <w:sz w:val="20"/>
-              </w:rPr>
-              <w:t>票档</w:t>
-            </w:r>
-          </w:p>
-        </w:tc>
-        <w:tc>
-          <w:tcPr>
-            <w:tcW w:type="dxa" w:w="2268"/>
-            <w:shd w:val="clear" w:color="auto" w:fill="1A3A5C"/>
-            <w:vAlign w:val="center"/>
-          </w:tcPr>
-          <w:p>
-            <w:pPr>
-              <w:spacing w:before="80" w:after="80" w:line="276" w:lineRule="auto"/>
-              <w:jc w:val="center"/>
-            </w:pPr>
-            <w:r/>
-            <w:r>
-              <w:rPr>
-                <w:rFonts w:ascii="微软雅黑" w:hAnsi="微软雅黑" w:eastAsia="微软雅黑"/>
-                <w:b/>
-                <w:color w:val="FFFFFF"/>
-                <w:sz w:val="20"/>
-              </w:rPr>
-              <w:t>建议价格</w:t>
-            </w:r>
-          </w:p>
-        </w:tc>
-        <w:tc>
-          <w:tcPr>
-            <w:tcW w:type="dxa" w:w="4422"/>
-            <w:shd w:val="clear" w:color="auto" w:fill="1A3A5C"/>
-            <w:vAlign w:val="center"/>
-          </w:tcPr>
-          <w:p>
-            <w:pPr>
-              <w:spacing w:before="80" w:after="80" w:line="276" w:lineRule="auto"/>
-              <w:jc w:val="center"/>
-            </w:pPr>
-            <w:r/>
-            <w:r>
-              <w:rPr>
-                <w:rFonts w:ascii="微软雅黑" w:hAnsi="微软雅黑" w:eastAsia="微软雅黑"/>
-                <w:b/>
-                <w:color w:val="FFFFFF"/>
-                <w:sz w:val="20"/>
-              </w:rPr>
-              <w:t>作用</w:t>
-            </w:r>
-          </w:p>
-        </w:tc>
-      </w:tr>
-      <w:tr>
-        <w:trPr>
-          <w:cantSplit/>
-        </w:trPr>
-        <w:tc>
-          <w:tcPr>
-            <w:tcW w:type="dxa" w:w="2608"/>
-            <w:shd w:val="clear" w:color="auto" w:fill="FFFFFF"/>
-            <w:vAlign w:val="center"/>
-          </w:tcPr>
-          <w:p>
-            <w:pPr>
-              <w:spacing w:before="80" w:after="80" w:line="276" w:lineRule="auto"/>
-              <w:jc w:val="left"/>
-            </w:pPr>
-            <w:r/>
-            <w:r>
-              <w:rPr>
-                <w:rFonts w:ascii="微软雅黑" w:hAnsi="微软雅黑" w:eastAsia="微软雅黑"/>
-                <w:b/>
-                <w:color w:val="333333"/>
-                <w:sz w:val="20"/>
-              </w:rPr>
-              <w:t>早鸟 / 学生 / 社群</w:t>
-            </w:r>
-          </w:p>
-        </w:tc>
-        <w:tc>
-          <w:tcPr>
-            <w:tcW w:type="dxa" w:w="2268"/>
-            <w:shd w:val="clear" w:color="auto" w:fill="FFFFFF"/>
-            <w:vAlign w:val="center"/>
-          </w:tcPr>
-          <w:p>
-            <w:pPr>
-              <w:spacing w:before="80" w:after="80" w:line="276" w:lineRule="auto"/>
-              <w:jc w:val="center"/>
-            </w:pPr>
-            <w:r/>
-            <w:r>
-              <w:rPr>
-                <w:rFonts w:ascii="微软雅黑" w:hAnsi="微软雅黑" w:eastAsia="微软雅黑"/>
-                <w:b/>
-                <w:color w:val="1A3A5C"/>
-                <w:sz w:val="20"/>
-              </w:rPr>
-              <w:t>399 元</w:t>
-            </w:r>
-          </w:p>
-        </w:tc>
-        <w:tc>
-          <w:tcPr>
-            <w:tcW w:type="dxa" w:w="4422"/>
-            <w:shd w:val="clear" w:color="auto" w:fill="FFFFFF"/>
-            <w:vAlign w:val="center"/>
-          </w:tcPr>
-          <w:p>
-            <w:pPr>
-              <w:spacing w:before="80" w:after="80" w:line="276" w:lineRule="auto"/>
-              <w:jc w:val="center"/>
-            </w:pPr>
-            <w:r/>
-            <w:r>
-              <w:rPr>
-                <w:rFonts w:ascii="微软雅黑" w:hAnsi="微软雅黑" w:eastAsia="微软雅黑"/>
-                <w:b w:val="0"/>
-                <w:color w:val="333333"/>
-                <w:sz w:val="20"/>
-              </w:rPr>
-              <w:t>把第一批票卖动，形成销售节奏</w:t>
-            </w:r>
-          </w:p>
-        </w:tc>
-      </w:tr>
-      <w:tr>
-        <w:trPr>
-          <w:cantSplit/>
-        </w:trPr>
-        <w:tc>
-          <w:tcPr>
-            <w:tcW w:type="dxa" w:w="2608"/>
-            <w:shd w:val="clear" w:color="auto" w:fill="F5F7FA"/>
-            <w:vAlign w:val="center"/>
-          </w:tcPr>
-          <w:p>
-            <w:pPr>
-              <w:spacing w:before="80" w:after="80" w:line="276" w:lineRule="auto"/>
-              <w:jc w:val="left"/>
-            </w:pPr>
-            <w:r/>
-            <w:r>
-              <w:rPr>
-                <w:rFonts w:ascii="微软雅黑" w:hAnsi="微软雅黑" w:eastAsia="微软雅黑"/>
-                <w:b/>
-                <w:color w:val="333333"/>
-                <w:sz w:val="20"/>
-              </w:rPr>
-              <w:t>标准票（主力）</w:t>
-            </w:r>
-          </w:p>
-        </w:tc>
-        <w:tc>
-          <w:tcPr>
-            <w:tcW w:type="dxa" w:w="2268"/>
-            <w:shd w:val="clear" w:color="auto" w:fill="F5F7FA"/>
-            <w:vAlign w:val="center"/>
-          </w:tcPr>
-          <w:p>
-            <w:pPr>
-              <w:spacing w:before="80" w:after="80" w:line="276" w:lineRule="auto"/>
-              <w:jc w:val="center"/>
-            </w:pPr>
-            <w:r/>
-            <w:r>
-              <w:rPr>
-                <w:rFonts w:ascii="微软雅黑" w:hAnsi="微软雅黑" w:eastAsia="微软雅黑"/>
-                <w:b/>
-                <w:color w:val="1A3A5C"/>
-                <w:sz w:val="20"/>
-              </w:rPr>
-              <w:t>499 元</w:t>
-            </w:r>
-          </w:p>
-        </w:tc>
-        <w:tc>
-          <w:tcPr>
-            <w:tcW w:type="dxa" w:w="4422"/>
-            <w:shd w:val="clear" w:color="auto" w:fill="F5F7FA"/>
-            <w:vAlign w:val="center"/>
-          </w:tcPr>
-          <w:p>
-            <w:pPr>
-              <w:spacing w:before="80" w:after="80" w:line="276" w:lineRule="auto"/>
-              <w:jc w:val="center"/>
-            </w:pPr>
-            <w:r/>
-            <w:r>
-              <w:rPr>
-                <w:rFonts w:ascii="微软雅黑" w:hAnsi="微软雅黑" w:eastAsia="微软雅黑"/>
-                <w:b w:val="0"/>
-                <w:color w:val="333333"/>
-                <w:sz w:val="20"/>
-              </w:rPr>
-              <w:t>约一半销量应落在这里</w:t>
-            </w:r>
-          </w:p>
-        </w:tc>
-      </w:tr>
-      <w:tr>
-        <w:trPr>
-          <w:cantSplit/>
-        </w:trPr>
-        <w:tc>
-          <w:tcPr>
-            <w:tcW w:type="dxa" w:w="2608"/>
-            <w:shd w:val="clear" w:color="auto" w:fill="FFFFFF"/>
-            <w:vAlign w:val="center"/>
-          </w:tcPr>
-          <w:p>
-            <w:pPr>
-              <w:spacing w:before="80" w:after="80" w:line="276" w:lineRule="auto"/>
-              <w:jc w:val="left"/>
-            </w:pPr>
-            <w:r/>
-            <w:r>
-              <w:rPr>
-                <w:rFonts w:ascii="微软雅黑" w:hAnsi="微软雅黑" w:eastAsia="微软雅黑"/>
-                <w:b/>
-                <w:color w:val="333333"/>
-                <w:sz w:val="20"/>
-              </w:rPr>
-              <w:t>前排 / 提问 / 交流</w:t>
-            </w:r>
-          </w:p>
-        </w:tc>
-        <w:tc>
-          <w:tcPr>
-            <w:tcW w:type="dxa" w:w="2268"/>
-            <w:shd w:val="clear" w:color="auto" w:fill="FFFFFF"/>
-            <w:vAlign w:val="center"/>
-          </w:tcPr>
-          <w:p>
-            <w:pPr>
-              <w:spacing w:before="80" w:after="80" w:line="276" w:lineRule="auto"/>
-              <w:jc w:val="center"/>
-            </w:pPr>
-            <w:r/>
-            <w:r>
-              <w:rPr>
-                <w:rFonts w:ascii="微软雅黑" w:hAnsi="微软雅黑" w:eastAsia="微软雅黑"/>
-                <w:b/>
-                <w:color w:val="1A3A5C"/>
-                <w:sz w:val="20"/>
-              </w:rPr>
-              <w:t>799 元</w:t>
-            </w:r>
-          </w:p>
-        </w:tc>
-        <w:tc>
-          <w:tcPr>
-            <w:tcW w:type="dxa" w:w="4422"/>
-            <w:shd w:val="clear" w:color="auto" w:fill="FFFFFF"/>
-            <w:vAlign w:val="center"/>
-          </w:tcPr>
-          <w:p>
-            <w:pPr>
-              <w:spacing w:before="80" w:after="80" w:line="276" w:lineRule="auto"/>
-              <w:jc w:val="center"/>
-            </w:pPr>
-            <w:r/>
-            <w:r>
-              <w:rPr>
-                <w:rFonts w:ascii="微软雅黑" w:hAnsi="微软雅黑" w:eastAsia="微软雅黑"/>
-                <w:b w:val="0"/>
-                <w:color w:val="333333"/>
-                <w:sz w:val="20"/>
-              </w:rPr>
-              <w:t>给愿为靠近老师多付钱的人</w:t>
-            </w:r>
-          </w:p>
-        </w:tc>
-      </w:tr>
-    </w:tbl>
-    <w:p>
-      <w:pPr>
-        <w:spacing w:before="0" w:after="160" w:line="324" w:lineRule="auto"/>
-      </w:pPr>
-      <w:r>
-        <w:rPr>
-          <w:rFonts w:ascii="微软雅黑" w:hAnsi="微软雅黑" w:eastAsia="微软雅黑"/>
-          <w:b w:val="0"/>
-          <w:color w:val="333333"/>
-          <w:sz w:val="12"/>
-        </w:rPr>
-      </w:r>
-    </w:p>
-    <w:p>
-      <w:pPr>
-        <w:spacing w:before="0" w:after="160" w:line="324" w:lineRule="auto"/>
-        <w:ind w:firstLine="420"/>
-      </w:pPr>
-      <w:r>
-        <w:rPr>
-          <w:rFonts w:ascii="微软雅黑" w:hAnsi="微软雅黑" w:eastAsia="微软雅黑"/>
-          <w:b w:val="0"/>
-          <w:color w:val="666666"/>
-          <w:sz w:val="21"/>
-        </w:rPr>
-        <w:t>目标均价 480–550 元。399 元大约相当于上海城镇月收入的 5%，对本地中产是“想一想会买”的价格。</w:t>
-      </w:r>
-    </w:p>
-    <w:p>
-      <w:pPr>
-        <w:spacing w:before="240" w:after="120" w:line="324" w:lineRule="auto"/>
-      </w:pPr>
-      <w:r>
-        <w:rPr>
-          <w:rFonts w:ascii="微软雅黑" w:hAnsi="微软雅黑" w:eastAsia="微软雅黑"/>
-          <w:b/>
-          <w:color w:val="1A3A5C"/>
-          <w:sz w:val="26"/>
-        </w:rPr>
-        <w:t>5.4 产品 B：下午讲座 + 晚间私享（待确认）</w:t>
-      </w:r>
-    </w:p>
-    <w:p>
-      <w:pPr>
-        <w:spacing w:before="0" w:after="160" w:line="324" w:lineRule="auto"/>
-        <w:ind w:firstLine="420"/>
-      </w:pPr>
-      <w:r>
-        <w:rPr>
-          <w:rFonts w:ascii="微软雅黑" w:hAnsi="微软雅黑" w:eastAsia="微软雅黑"/>
-          <w:b w:val="0"/>
-          <w:color w:val="333333"/>
-          <w:sz w:val="22"/>
-        </w:rPr>
-        <w:t>若落地高端场地并配备晚宴或小桌交流，应拆成两张产品，不要和讲座混成一张 699 元的票。</w:t>
-      </w:r>
-    </w:p>
-    <w:tbl>
-      <w:tblPr>
-        <w:tblStyle w:val="TableGrid"/>
-        <w:tblW w:type="dxa" w:w="9298"/>
-        <w:jc w:val="center"/>
-        <w:tblLayout w:type="fixed"/>
-        <w:tblLook w:firstColumn="1" w:firstRow="1" w:lastColumn="0" w:lastRow="0" w:noHBand="0" w:noVBand="1" w:val="04A0"/>
-      </w:tblPr>
-      <w:tblGrid>
-        <w:gridCol w:w="3099"/>
-        <w:gridCol w:w="3099"/>
-        <w:gridCol w:w="3099"/>
-      </w:tblGrid>
-      <w:tr>
-        <w:trPr>
-          <w:cantSplit/>
-        </w:trPr>
-        <w:tc>
-          <w:tcPr>
-            <w:tcW w:type="dxa" w:w="2721"/>
-            <w:shd w:val="clear" w:color="auto" w:fill="1A3A5C"/>
-            <w:vAlign w:val="center"/>
-          </w:tcPr>
-          <w:p>
-            <w:pPr>
-              <w:spacing w:before="80" w:after="80" w:line="276" w:lineRule="auto"/>
-              <w:jc w:val="center"/>
-            </w:pPr>
-            <w:r/>
-            <w:r>
-              <w:rPr>
-                <w:rFonts w:ascii="微软雅黑" w:hAnsi="微软雅黑" w:eastAsia="微软雅黑"/>
-                <w:b/>
-                <w:color w:val="FFFFFF"/>
-                <w:sz w:val="20"/>
-              </w:rPr>
-              <w:t>票档</w:t>
-            </w:r>
-          </w:p>
-        </w:tc>
-        <w:tc>
-          <w:tcPr>
-            <w:tcW w:type="dxa" w:w="2494"/>
-            <w:shd w:val="clear" w:color="auto" w:fill="1A3A5C"/>
-            <w:vAlign w:val="center"/>
-          </w:tcPr>
-          <w:p>
-            <w:pPr>
-              <w:spacing w:before="80" w:after="80" w:line="276" w:lineRule="auto"/>
-              <w:jc w:val="center"/>
-            </w:pPr>
-            <w:r/>
-            <w:r>
-              <w:rPr>
-                <w:rFonts w:ascii="微软雅黑" w:hAnsi="微软雅黑" w:eastAsia="微软雅黑"/>
-                <w:b/>
-                <w:color w:val="FFFFFF"/>
-                <w:sz w:val="20"/>
-              </w:rPr>
-              <w:t>建议价格</w:t>
-            </w:r>
-          </w:p>
-        </w:tc>
-        <w:tc>
-          <w:tcPr>
-            <w:tcW w:type="dxa" w:w="4082"/>
-            <w:shd w:val="clear" w:color="auto" w:fill="1A3A5C"/>
-            <w:vAlign w:val="center"/>
-          </w:tcPr>
-          <w:p>
-            <w:pPr>
-              <w:spacing w:before="80" w:after="80" w:line="276" w:lineRule="auto"/>
-              <w:jc w:val="center"/>
-            </w:pPr>
-            <w:r/>
-            <w:r>
-              <w:rPr>
-                <w:rFonts w:ascii="微软雅黑" w:hAnsi="微软雅黑" w:eastAsia="微软雅黑"/>
-                <w:b/>
-                <w:color w:val="FFFFFF"/>
-                <w:sz w:val="20"/>
-              </w:rPr>
-              <w:t>卖的是什么</w:t>
-            </w:r>
-          </w:p>
-        </w:tc>
-      </w:tr>
-      <w:tr>
-        <w:trPr>
-          <w:cantSplit/>
-        </w:trPr>
-        <w:tc>
-          <w:tcPr>
-            <w:tcW w:type="dxa" w:w="2721"/>
-            <w:shd w:val="clear" w:color="auto" w:fill="FFFFFF"/>
-            <w:vAlign w:val="center"/>
-          </w:tcPr>
-          <w:p>
-            <w:pPr>
-              <w:spacing w:before="80" w:after="80" w:line="276" w:lineRule="auto"/>
-              <w:jc w:val="left"/>
-            </w:pPr>
-            <w:r/>
-            <w:r>
-              <w:rPr>
-                <w:rFonts w:ascii="微软雅黑" w:hAnsi="微软雅黑" w:eastAsia="微软雅黑"/>
-                <w:b/>
-                <w:color w:val="333333"/>
-                <w:sz w:val="20"/>
-              </w:rPr>
-              <w:t>只听下午讲座</w:t>
-            </w:r>
-          </w:p>
-        </w:tc>
-        <w:tc>
-          <w:tcPr>
-            <w:tcW w:type="dxa" w:w="2494"/>
-            <w:shd w:val="clear" w:color="auto" w:fill="FFFFFF"/>
-            <w:vAlign w:val="center"/>
-          </w:tcPr>
-          <w:p>
-            <w:pPr>
-              <w:spacing w:before="80" w:after="80" w:line="276" w:lineRule="auto"/>
-              <w:jc w:val="center"/>
-            </w:pPr>
-            <w:r/>
-            <w:r>
-              <w:rPr>
-                <w:rFonts w:ascii="微软雅黑" w:hAnsi="微软雅黑" w:eastAsia="微软雅黑"/>
-                <w:b/>
-                <w:color w:val="1A3A5C"/>
-                <w:sz w:val="20"/>
-              </w:rPr>
-              <w:t>499–599 元</w:t>
-            </w:r>
-          </w:p>
-        </w:tc>
-        <w:tc>
-          <w:tcPr>
-            <w:tcW w:type="dxa" w:w="4082"/>
-            <w:shd w:val="clear" w:color="auto" w:fill="FFFFFF"/>
-            <w:vAlign w:val="center"/>
-          </w:tcPr>
-          <w:p>
-            <w:pPr>
-              <w:spacing w:before="80" w:after="80" w:line="276" w:lineRule="auto"/>
-              <w:jc w:val="center"/>
-            </w:pPr>
-            <w:r/>
-            <w:r>
-              <w:rPr>
-                <w:rFonts w:ascii="微软雅黑" w:hAnsi="微软雅黑" w:eastAsia="微软雅黑"/>
-                <w:b w:val="0"/>
-                <w:color w:val="333333"/>
-                <w:sz w:val="20"/>
-              </w:rPr>
-              <w:t>思想内容</w:t>
-            </w:r>
-          </w:p>
-        </w:tc>
-      </w:tr>
-      <w:tr>
-        <w:trPr>
-          <w:cantSplit/>
-        </w:trPr>
-        <w:tc>
-          <w:tcPr>
-            <w:tcW w:type="dxa" w:w="2721"/>
-            <w:shd w:val="clear" w:color="auto" w:fill="F5F7FA"/>
-            <w:vAlign w:val="center"/>
-          </w:tcPr>
-          <w:p>
-            <w:pPr>
-              <w:spacing w:before="80" w:after="80" w:line="276" w:lineRule="auto"/>
-              <w:jc w:val="left"/>
-            </w:pPr>
-            <w:r/>
-            <w:r>
-              <w:rPr>
-                <w:rFonts w:ascii="微软雅黑" w:hAnsi="微软雅黑" w:eastAsia="微软雅黑"/>
-                <w:b/>
-                <w:color w:val="333333"/>
-                <w:sz w:val="20"/>
-              </w:rPr>
-              <w:t>晚宴私享</w:t>
-            </w:r>
-          </w:p>
-        </w:tc>
-        <w:tc>
-          <w:tcPr>
-            <w:tcW w:type="dxa" w:w="2494"/>
-            <w:shd w:val="clear" w:color="auto" w:fill="F5F7FA"/>
-            <w:vAlign w:val="center"/>
-          </w:tcPr>
-          <w:p>
-            <w:pPr>
-              <w:spacing w:before="80" w:after="80" w:line="276" w:lineRule="auto"/>
-              <w:jc w:val="center"/>
-            </w:pPr>
-            <w:r/>
-            <w:r>
-              <w:rPr>
-                <w:rFonts w:ascii="微软雅黑" w:hAnsi="微软雅黑" w:eastAsia="微软雅黑"/>
-                <w:b/>
-                <w:color w:val="1A3A5C"/>
-                <w:sz w:val="20"/>
-              </w:rPr>
-              <w:t>1,280–1,680 元</w:t>
-            </w:r>
-          </w:p>
-        </w:tc>
-        <w:tc>
-          <w:tcPr>
-            <w:tcW w:type="dxa" w:w="4082"/>
-            <w:shd w:val="clear" w:color="auto" w:fill="F5F7FA"/>
-            <w:vAlign w:val="center"/>
-          </w:tcPr>
-          <w:p>
-            <w:pPr>
-              <w:spacing w:before="80" w:after="80" w:line="276" w:lineRule="auto"/>
-              <w:jc w:val="center"/>
-            </w:pPr>
-            <w:r/>
-            <w:r>
-              <w:rPr>
-                <w:rFonts w:ascii="微软雅黑" w:hAnsi="微软雅黑" w:eastAsia="微软雅黑"/>
-                <w:b w:val="0"/>
-                <w:color w:val="333333"/>
-                <w:sz w:val="20"/>
-              </w:rPr>
-              <w:t>场地、餐、小桌交流、圈层</w:t>
-            </w:r>
-          </w:p>
-        </w:tc>
-      </w:tr>
-      <w:tr>
-        <w:trPr>
-          <w:cantSplit/>
-        </w:trPr>
-        <w:tc>
-          <w:tcPr>
-            <w:tcW w:type="dxa" w:w="2721"/>
-            <w:shd w:val="clear" w:color="auto" w:fill="FFFFFF"/>
-            <w:vAlign w:val="center"/>
-          </w:tcPr>
-          <w:p>
-            <w:pPr>
-              <w:spacing w:before="80" w:after="80" w:line="276" w:lineRule="auto"/>
-              <w:jc w:val="left"/>
-            </w:pPr>
-            <w:r/>
-            <w:r>
-              <w:rPr>
-                <w:rFonts w:ascii="微软雅黑" w:hAnsi="微软雅黑" w:eastAsia="微软雅黑"/>
-                <w:b/>
-                <w:color w:val="333333"/>
-                <w:sz w:val="20"/>
-              </w:rPr>
-              <w:t>全天通票</w:t>
-            </w:r>
-          </w:p>
-        </w:tc>
-        <w:tc>
-          <w:tcPr>
-            <w:tcW w:type="dxa" w:w="2494"/>
-            <w:shd w:val="clear" w:color="auto" w:fill="FFFFFF"/>
-            <w:vAlign w:val="center"/>
-          </w:tcPr>
-          <w:p>
-            <w:pPr>
-              <w:spacing w:before="80" w:after="80" w:line="276" w:lineRule="auto"/>
-              <w:jc w:val="center"/>
-            </w:pPr>
-            <w:r/>
-            <w:r>
-              <w:rPr>
-                <w:rFonts w:ascii="微软雅黑" w:hAnsi="微软雅黑" w:eastAsia="微软雅黑"/>
-                <w:b/>
-                <w:color w:val="1A3A5C"/>
-                <w:sz w:val="20"/>
-              </w:rPr>
-              <w:t>1,580–1,980 元</w:t>
-            </w:r>
-          </w:p>
-        </w:tc>
-        <w:tc>
-          <w:tcPr>
-            <w:tcW w:type="dxa" w:w="4082"/>
-            <w:shd w:val="clear" w:color="auto" w:fill="FFFFFF"/>
-            <w:vAlign w:val="center"/>
-          </w:tcPr>
-          <w:p>
-            <w:pPr>
-              <w:spacing w:before="80" w:after="80" w:line="276" w:lineRule="auto"/>
-              <w:jc w:val="center"/>
-            </w:pPr>
-            <w:r/>
-            <w:r>
-              <w:rPr>
-                <w:rFonts w:ascii="微软雅黑" w:hAnsi="微软雅黑" w:eastAsia="微软雅黑"/>
-                <w:b w:val="0"/>
-                <w:color w:val="333333"/>
-                <w:sz w:val="20"/>
-              </w:rPr>
-              <w:t>比分开买略便宜，推动升级</w:t>
-            </w:r>
-          </w:p>
-        </w:tc>
-      </w:tr>
-      <w:tr>
-        <w:trPr>
-          <w:cantSplit/>
-        </w:trPr>
-        <w:tc>
-          <w:tcPr>
-            <w:tcW w:type="dxa" w:w="2721"/>
-            <w:shd w:val="clear" w:color="auto" w:fill="F5F7FA"/>
-            <w:vAlign w:val="center"/>
-          </w:tcPr>
-          <w:p>
-            <w:pPr>
-              <w:spacing w:before="80" w:after="80" w:line="276" w:lineRule="auto"/>
-              <w:jc w:val="left"/>
-            </w:pPr>
-            <w:r/>
-            <w:r>
-              <w:rPr>
-                <w:rFonts w:ascii="微软雅黑" w:hAnsi="微软雅黑" w:eastAsia="微软雅黑"/>
-                <w:b/>
-                <w:color w:val="333333"/>
-                <w:sz w:val="20"/>
-              </w:rPr>
-              <w:t>企业包桌（8–10 人）</w:t>
-            </w:r>
-          </w:p>
-        </w:tc>
-        <w:tc>
-          <w:tcPr>
-            <w:tcW w:type="dxa" w:w="2494"/>
-            <w:shd w:val="clear" w:color="auto" w:fill="F5F7FA"/>
-            <w:vAlign w:val="center"/>
-          </w:tcPr>
-          <w:p>
-            <w:pPr>
-              <w:spacing w:before="80" w:after="80" w:line="276" w:lineRule="auto"/>
-              <w:jc w:val="center"/>
-            </w:pPr>
-            <w:r/>
-            <w:r>
-              <w:rPr>
-                <w:rFonts w:ascii="微软雅黑" w:hAnsi="微软雅黑" w:eastAsia="微软雅黑"/>
-                <w:b/>
-                <w:color w:val="1A3A5C"/>
-                <w:sz w:val="20"/>
-              </w:rPr>
-              <w:t>1.2 万–1.8 万 / 桌</w:t>
-            </w:r>
-          </w:p>
-        </w:tc>
-        <w:tc>
-          <w:tcPr>
-            <w:tcW w:type="dxa" w:w="4082"/>
-            <w:shd w:val="clear" w:color="auto" w:fill="F5F7FA"/>
-            <w:vAlign w:val="center"/>
-          </w:tcPr>
-          <w:p>
-            <w:pPr>
-              <w:spacing w:before="80" w:after="80" w:line="276" w:lineRule="auto"/>
-              <w:jc w:val="center"/>
-            </w:pPr>
-            <w:r/>
-            <w:r>
-              <w:rPr>
-                <w:rFonts w:ascii="微软雅黑" w:hAnsi="微软雅黑" w:eastAsia="微软雅黑"/>
-                <w:b w:val="0"/>
-                <w:color w:val="333333"/>
-                <w:sz w:val="20"/>
-              </w:rPr>
-              <w:t>抬高均价、锁定团体</w:t>
-            </w:r>
-          </w:p>
-        </w:tc>
-      </w:tr>
-    </w:tbl>
-    <w:p>
-      <w:pPr>
-        <w:spacing w:before="0" w:after="160" w:line="324" w:lineRule="auto"/>
-      </w:pPr>
-      <w:r>
-        <w:rPr>
-          <w:rFonts w:ascii="微软雅黑" w:hAnsi="微软雅黑" w:eastAsia="微软雅黑"/>
-          <w:b w:val="0"/>
-          <w:color w:val="333333"/>
-          <w:sz w:val="12"/>
-        </w:rPr>
-      </w:r>
-    </w:p>
-    <w:p>
-      <w:pPr>
-        <w:spacing w:before="240" w:after="120" w:line="324" w:lineRule="auto"/>
-      </w:pPr>
-      <w:r>
-        <w:rPr>
-          <w:rFonts w:ascii="微软雅黑" w:hAnsi="微软雅黑" w:eastAsia="微软雅黑"/>
-          <w:b/>
-          <w:color w:val="1A3A5C"/>
-          <w:sz w:val="26"/>
-        </w:rPr>
-        <w:t>5.5 产品 C：企业包场 / 冠名 / 赞助</w:t>
-      </w:r>
-    </w:p>
-    <w:p>
-      <w:pPr>
-        <w:spacing w:before="0" w:after="160" w:line="324" w:lineRule="auto"/>
-        <w:ind w:firstLine="420"/>
-      </w:pPr>
-      <w:r>
-        <w:rPr>
-          <w:rFonts w:ascii="微软雅黑" w:hAnsi="微软雅黑" w:eastAsia="微软雅黑"/>
-          <w:b w:val="0"/>
-          <w:color w:val="333333"/>
-          <w:sz w:val="22"/>
-        </w:rPr>
-        <w:t>个人票负责场面和口碑，企业桌和赞助负责覆盖场地与老师相关成本。企业包场、冠名、包桌人均可以做到 800–1,500 元。建议与个人票分开设计权益，不混用同一价格带。</w:t>
-      </w:r>
-    </w:p>
-    <w:p>
-      <w:pPr>
-        <w:spacing w:before="240" w:after="120" w:line="324" w:lineRule="auto"/>
-      </w:pPr>
-      <w:r>
-        <w:rPr>
-          <w:rFonts w:ascii="微软雅黑" w:hAnsi="微软雅黑" w:eastAsia="微软雅黑"/>
-          <w:b/>
-          <w:color w:val="1A3A5C"/>
-          <w:sz w:val="26"/>
-        </w:rPr>
-        <w:t>5.6 收入示意（容量待确认后替换）</w:t>
-      </w:r>
-    </w:p>
-    <w:tbl>
-      <w:tblPr>
-        <w:tblStyle w:val="TableGrid"/>
-        <w:tblW w:type="dxa" w:w="9298"/>
-        <w:jc w:val="center"/>
-        <w:tblLayout w:type="fixed"/>
-        <w:tblLook w:firstColumn="1" w:firstRow="1" w:lastColumn="0" w:lastRow="0" w:noHBand="0" w:noVBand="1" w:val="04A0"/>
-      </w:tblPr>
-      <w:tblGrid>
-        <w:gridCol w:w="3099"/>
-        <w:gridCol w:w="3099"/>
-        <w:gridCol w:w="3099"/>
-      </w:tblGrid>
-      <w:tr>
-        <w:trPr>
-          <w:cantSplit/>
-        </w:trPr>
-        <w:tc>
-          <w:tcPr>
-            <w:tcW w:type="dxa" w:w="2381"/>
-            <w:shd w:val="clear" w:color="auto" w:fill="1A3A5C"/>
-            <w:vAlign w:val="center"/>
-          </w:tcPr>
-          <w:p>
-            <w:pPr>
-              <w:spacing w:before="80" w:after="80" w:line="276" w:lineRule="auto"/>
-              <w:jc w:val="center"/>
-            </w:pPr>
-            <w:r/>
-            <w:r>
-              <w:rPr>
-                <w:rFonts w:ascii="微软雅黑" w:hAnsi="微软雅黑" w:eastAsia="微软雅黑"/>
-                <w:b/>
-                <w:color w:val="FFFFFF"/>
-                <w:sz w:val="20"/>
-              </w:rPr>
-              <w:t>情景</w:t>
-            </w:r>
-          </w:p>
-        </w:tc>
-        <w:tc>
-          <w:tcPr>
-            <w:tcW w:type="dxa" w:w="3742"/>
-            <w:shd w:val="clear" w:color="auto" w:fill="1A3A5C"/>
-            <w:vAlign w:val="center"/>
-          </w:tcPr>
-          <w:p>
-            <w:pPr>
-              <w:spacing w:before="80" w:after="80" w:line="276" w:lineRule="auto"/>
-              <w:jc w:val="center"/>
-            </w:pPr>
-            <w:r/>
-            <w:r>
-              <w:rPr>
-                <w:rFonts w:ascii="微软雅黑" w:hAnsi="微软雅黑" w:eastAsia="微软雅黑"/>
-                <w:b/>
-                <w:color w:val="FFFFFF"/>
-                <w:sz w:val="20"/>
-              </w:rPr>
-              <w:t>假设</w:t>
-            </w:r>
-          </w:p>
-        </w:tc>
-        <w:tc>
-          <w:tcPr>
-            <w:tcW w:type="dxa" w:w="3175"/>
-            <w:shd w:val="clear" w:color="auto" w:fill="1A3A5C"/>
-            <w:vAlign w:val="center"/>
-          </w:tcPr>
-          <w:p>
-            <w:pPr>
-              <w:spacing w:before="80" w:after="80" w:line="276" w:lineRule="auto"/>
-              <w:jc w:val="center"/>
-            </w:pPr>
-            <w:r/>
-            <w:r>
-              <w:rPr>
-                <w:rFonts w:ascii="微软雅黑" w:hAnsi="微软雅黑" w:eastAsia="微软雅黑"/>
-                <w:b/>
-                <w:color w:val="FFFFFF"/>
-                <w:sz w:val="20"/>
-              </w:rPr>
-              <w:t>票务收入示意</w:t>
-            </w:r>
-          </w:p>
-        </w:tc>
-      </w:tr>
-      <w:tr>
-        <w:trPr>
-          <w:cantSplit/>
-        </w:trPr>
-        <w:tc>
-          <w:tcPr>
-            <w:tcW w:type="dxa" w:w="2381"/>
-            <w:shd w:val="clear" w:color="auto" w:fill="FFFFFF"/>
-            <w:vAlign w:val="center"/>
-          </w:tcPr>
-          <w:p>
-            <w:pPr>
-              <w:spacing w:before="80" w:after="80" w:line="276" w:lineRule="auto"/>
-              <w:jc w:val="left"/>
-            </w:pPr>
-            <w:r/>
-            <w:r>
-              <w:rPr>
-                <w:rFonts w:ascii="微软雅黑" w:hAnsi="微软雅黑" w:eastAsia="微软雅黑"/>
-                <w:b/>
-                <w:color w:val="333333"/>
-                <w:sz w:val="20"/>
-              </w:rPr>
-              <w:t>讲座走量</w:t>
-            </w:r>
-          </w:p>
-        </w:tc>
-        <w:tc>
-          <w:tcPr>
-            <w:tcW w:type="dxa" w:w="3742"/>
-            <w:shd w:val="clear" w:color="auto" w:fill="FFFFFF"/>
-            <w:vAlign w:val="center"/>
-          </w:tcPr>
-          <w:p>
-            <w:pPr>
-              <w:spacing w:before="80" w:after="80" w:line="276" w:lineRule="auto"/>
-              <w:jc w:val="center"/>
-            </w:pPr>
-            <w:r/>
-            <w:r>
-              <w:rPr>
-                <w:rFonts w:ascii="微软雅黑" w:hAnsi="微软雅黑" w:eastAsia="微软雅黑"/>
-                <w:b w:val="0"/>
-                <w:color w:val="333333"/>
-                <w:sz w:val="20"/>
-              </w:rPr>
-              <w:t>200 个付费席 × 均价 500 元</w:t>
-            </w:r>
-          </w:p>
-        </w:tc>
-        <w:tc>
-          <w:tcPr>
-            <w:tcW w:type="dxa" w:w="3175"/>
-            <w:shd w:val="clear" w:color="auto" w:fill="FFFFFF"/>
-            <w:vAlign w:val="center"/>
-          </w:tcPr>
-          <w:p>
-            <w:pPr>
-              <w:spacing w:before="80" w:after="80" w:line="276" w:lineRule="auto"/>
-              <w:jc w:val="center"/>
-            </w:pPr>
-            <w:r/>
-            <w:r>
-              <w:rPr>
-                <w:rFonts w:ascii="微软雅黑" w:hAnsi="微软雅黑" w:eastAsia="微软雅黑"/>
-                <w:b w:val="0"/>
-                <w:color w:val="333333"/>
-                <w:sz w:val="20"/>
-              </w:rPr>
-              <w:t>约 10 万元</w:t>
-            </w:r>
-          </w:p>
-        </w:tc>
-      </w:tr>
-      <w:tr>
-        <w:trPr>
-          <w:cantSplit/>
-        </w:trPr>
-        <w:tc>
-          <w:tcPr>
-            <w:tcW w:type="dxa" w:w="2381"/>
-            <w:shd w:val="clear" w:color="auto" w:fill="F5F7FA"/>
-            <w:vAlign w:val="center"/>
-          </w:tcPr>
-          <w:p>
-            <w:pPr>
-              <w:spacing w:before="80" w:after="80" w:line="276" w:lineRule="auto"/>
-              <w:jc w:val="left"/>
-            </w:pPr>
-            <w:r/>
-            <w:r>
-              <w:rPr>
-                <w:rFonts w:ascii="微软雅黑" w:hAnsi="微软雅黑" w:eastAsia="微软雅黑"/>
-                <w:b/>
-                <w:color w:val="333333"/>
-                <w:sz w:val="20"/>
-              </w:rPr>
-              <w:t>讲座走量</w:t>
-            </w:r>
-          </w:p>
-        </w:tc>
-        <w:tc>
-          <w:tcPr>
-            <w:tcW w:type="dxa" w:w="3742"/>
-            <w:shd w:val="clear" w:color="auto" w:fill="F5F7FA"/>
-            <w:vAlign w:val="center"/>
-          </w:tcPr>
-          <w:p>
-            <w:pPr>
-              <w:spacing w:before="80" w:after="80" w:line="276" w:lineRule="auto"/>
-              <w:jc w:val="center"/>
-            </w:pPr>
-            <w:r/>
-            <w:r>
-              <w:rPr>
-                <w:rFonts w:ascii="微软雅黑" w:hAnsi="微软雅黑" w:eastAsia="微软雅黑"/>
-                <w:b w:val="0"/>
-                <w:color w:val="333333"/>
-                <w:sz w:val="20"/>
-              </w:rPr>
-              <w:t>300 个付费席 × 均价 500 元</w:t>
-            </w:r>
-          </w:p>
-        </w:tc>
-        <w:tc>
-          <w:tcPr>
-            <w:tcW w:type="dxa" w:w="3175"/>
-            <w:shd w:val="clear" w:color="auto" w:fill="F5F7FA"/>
-            <w:vAlign w:val="center"/>
-          </w:tcPr>
-          <w:p>
-            <w:pPr>
-              <w:spacing w:before="80" w:after="80" w:line="276" w:lineRule="auto"/>
-              <w:jc w:val="center"/>
-            </w:pPr>
-            <w:r/>
-            <w:r>
-              <w:rPr>
-                <w:rFonts w:ascii="微软雅黑" w:hAnsi="微软雅黑" w:eastAsia="微软雅黑"/>
-                <w:b w:val="0"/>
-                <w:color w:val="333333"/>
-                <w:sz w:val="20"/>
-              </w:rPr>
-              <w:t>约 15 万元</w:t>
-            </w:r>
-          </w:p>
-        </w:tc>
-      </w:tr>
-      <w:tr>
-        <w:trPr>
-          <w:cantSplit/>
-        </w:trPr>
-        <w:tc>
-          <w:tcPr>
-            <w:tcW w:type="dxa" w:w="2381"/>
-            <w:shd w:val="clear" w:color="auto" w:fill="FFFFFF"/>
-            <w:vAlign w:val="center"/>
-          </w:tcPr>
-          <w:p>
-            <w:pPr>
-              <w:spacing w:before="80" w:after="80" w:line="276" w:lineRule="auto"/>
-              <w:jc w:val="left"/>
-            </w:pPr>
-            <w:r/>
-            <w:r>
-              <w:rPr>
-                <w:rFonts w:ascii="微软雅黑" w:hAnsi="微软雅黑" w:eastAsia="微软雅黑"/>
-                <w:b/>
-                <w:color w:val="333333"/>
-                <w:sz w:val="20"/>
-              </w:rPr>
-              <w:t>讲座 + 部分升级</w:t>
-            </w:r>
-          </w:p>
-        </w:tc>
-        <w:tc>
-          <w:tcPr>
-            <w:tcW w:type="dxa" w:w="3742"/>
-            <w:shd w:val="clear" w:color="auto" w:fill="FFFFFF"/>
-            <w:vAlign w:val="center"/>
-          </w:tcPr>
-          <w:p>
-            <w:pPr>
-              <w:spacing w:before="80" w:after="80" w:line="276" w:lineRule="auto"/>
-              <w:jc w:val="center"/>
-            </w:pPr>
-            <w:r/>
-            <w:r>
-              <w:rPr>
-                <w:rFonts w:ascii="微软雅黑" w:hAnsi="微软雅黑" w:eastAsia="微软雅黑"/>
-                <w:b w:val="0"/>
-                <w:color w:val="333333"/>
-                <w:sz w:val="20"/>
-              </w:rPr>
-              <w:t>220 个付费席 × 均价 650 元</w:t>
-            </w:r>
-          </w:p>
-        </w:tc>
-        <w:tc>
-          <w:tcPr>
-            <w:tcW w:type="dxa" w:w="3175"/>
-            <w:shd w:val="clear" w:color="auto" w:fill="FFFFFF"/>
-            <w:vAlign w:val="center"/>
-          </w:tcPr>
-          <w:p>
-            <w:pPr>
-              <w:spacing w:before="80" w:after="80" w:line="276" w:lineRule="auto"/>
-              <w:jc w:val="center"/>
-            </w:pPr>
-            <w:r/>
-            <w:r>
-              <w:rPr>
-                <w:rFonts w:ascii="微软雅黑" w:hAnsi="微软雅黑" w:eastAsia="微软雅黑"/>
-                <w:b w:val="0"/>
-                <w:color w:val="333333"/>
-                <w:sz w:val="20"/>
-              </w:rPr>
-              <w:t>约 14.3 万元</w:t>
-            </w:r>
-          </w:p>
-        </w:tc>
-      </w:tr>
-      <w:tr>
-        <w:trPr>
-          <w:cantSplit/>
-        </w:trPr>
-        <w:tc>
-          <w:tcPr>
-            <w:tcW w:type="dxa" w:w="2381"/>
-            <w:shd w:val="clear" w:color="auto" w:fill="F5F7FA"/>
-            <w:vAlign w:val="center"/>
-          </w:tcPr>
-          <w:p>
-            <w:pPr>
-              <w:spacing w:before="80" w:after="80" w:line="276" w:lineRule="auto"/>
-              <w:jc w:val="left"/>
-            </w:pPr>
-            <w:r/>
-            <w:r>
-              <w:rPr>
-                <w:rFonts w:ascii="微软雅黑" w:hAnsi="微软雅黑" w:eastAsia="微软雅黑"/>
-                <w:b/>
-                <w:color w:val="333333"/>
-                <w:sz w:val="20"/>
-              </w:rPr>
-              <w:t>讲座 + 晚宴小规模</w:t>
-            </w:r>
-          </w:p>
-        </w:tc>
-        <w:tc>
-          <w:tcPr>
-            <w:tcW w:type="dxa" w:w="3742"/>
-            <w:shd w:val="clear" w:color="auto" w:fill="F5F7FA"/>
-            <w:vAlign w:val="center"/>
-          </w:tcPr>
-          <w:p>
-            <w:pPr>
-              <w:spacing w:before="80" w:after="80" w:line="276" w:lineRule="auto"/>
-              <w:jc w:val="center"/>
-            </w:pPr>
-            <w:r/>
-            <w:r>
-              <w:rPr>
-                <w:rFonts w:ascii="微软雅黑" w:hAnsi="微软雅黑" w:eastAsia="微软雅黑"/>
-                <w:b w:val="0"/>
-                <w:color w:val="333333"/>
-                <w:sz w:val="20"/>
-              </w:rPr>
-              <w:t>80 个私享席 × 均价 1,580 元</w:t>
-            </w:r>
-          </w:p>
-        </w:tc>
-        <w:tc>
-          <w:tcPr>
-            <w:tcW w:type="dxa" w:w="3175"/>
-            <w:shd w:val="clear" w:color="auto" w:fill="F5F7FA"/>
-            <w:vAlign w:val="center"/>
-          </w:tcPr>
-          <w:p>
-            <w:pPr>
-              <w:spacing w:before="80" w:after="80" w:line="276" w:lineRule="auto"/>
-              <w:jc w:val="center"/>
-            </w:pPr>
-            <w:r/>
-            <w:r>
-              <w:rPr>
-                <w:rFonts w:ascii="微软雅黑" w:hAnsi="微软雅黑" w:eastAsia="微软雅黑"/>
-                <w:b w:val="0"/>
-                <w:color w:val="333333"/>
-                <w:sz w:val="20"/>
-              </w:rPr>
-              <w:t>约 12.6 万元</w:t>
-            </w:r>
-          </w:p>
-        </w:tc>
-      </w:tr>
-    </w:tbl>
-    <w:p>
-      <w:pPr>
-        <w:spacing w:before="0" w:after="160" w:line="324" w:lineRule="auto"/>
-      </w:pPr>
-      <w:r>
-        <w:rPr>
-          <w:rFonts w:ascii="微软雅黑" w:hAnsi="微软雅黑" w:eastAsia="微软雅黑"/>
-          <w:b w:val="0"/>
-          <w:color w:val="333333"/>
-          <w:sz w:val="12"/>
-        </w:rPr>
-      </w:r>
-    </w:p>
-    <w:p>
-      <w:pPr>
-        <w:spacing w:before="0" w:after="160" w:line="324" w:lineRule="auto"/>
-        <w:ind w:firstLine="420"/>
-      </w:pPr>
-      <w:r>
-        <w:rPr>
-          <w:rFonts w:ascii="微软雅黑" w:hAnsi="微软雅黑" w:eastAsia="微软雅黑"/>
-          <w:b w:val="0"/>
-          <w:color w:val="666666"/>
-          <w:sz w:val="21"/>
-        </w:rPr>
-        <w:t>以上未计入赞助、企业包桌、税费、平台手续费、赠票和退款。容量与成本确认后，双方应用同一张测算表更新。该示意也说明：在票价与座位尚未闭合时，不适合由单方支付 10–18 万元固定买断费并承担全部经营风险。</w:t>
+        <w:t>若另设晚间私享或企业包桌，应与 3 小时公开讲座分开定价，不把晚宴成本摊进 499 元标准票。晚宴私享可单列 1,280–1,680 元；企业包桌（8–10 人）1.2 万–1.8 万 / 桌。个人票负责场面和口碑，企业桌和赞助负责覆盖场地与老师相关成本。</w:t>
       </w:r>
     </w:p>
     <w:p>
@@ -5602,7 +5590,7 @@
                 <w:color w:val="333333"/>
                 <w:sz w:val="20"/>
               </w:rPr>
-              <w:t>确认 399 / 499 / 799 或讲座 + 晚宴结构</w:t>
+              <w:t>确认 299 / 399 / 499 / 699 / 999，并安排 50 张早鸟测试</w:t>
             </w:r>
           </w:p>
         </w:tc>
@@ -6311,7 +6299,7 @@
           <w:color w:val="333333"/>
           <w:sz w:val="22"/>
         </w:rPr>
-        <w:t>●  公开讲座主价格建议 499 元，前排 799 元；若有晚宴，再单列 1,280–1,680 元。</w:t>
+        <w:t>●  一线城市 3 小时公开讲座：299 / 399 / 499 / 699 / 999，主力 499 元，平均实收 500–530 元。</w:t>
       </w:r>
     </w:p>
     <w:p>
